--- a/Industrial_Certificate_Assistant_Crimson_3.2_User_Manual.docx
+++ b/Industrial_Certificate_Assistant_Crimson_3.2_User_Manual.docx
@@ -181,7 +181,7 @@
     </w:p>
     <w:p>
       <w:r>
-        <w:t>This manual explains how to create, request, import, validate, and deploy SSL/TLS certificates for the Crimson 3.2 System Web Server. It includes the built-in Crimson trust method and a fully tested customer-managed PKI workflow using Industrial Certificate Assistant.</w:t>
+        <w:t>This manual explains how to create, request, import, validate, and deploy SSL/TLS certificates for the Crimson 3.2 System Web Server. It includes the built-in Crimson trust method, a workflow for packaging an existing certificate, private key, and CA chain, and a fully tested customer-managed PKI workflow using Industrial Certificate Assistant.</w:t>
       </w:r>
     </w:p>
     <w:tbl>
@@ -297,7 +297,7 @@
     </w:p>
     <w:p>
       <w:r>
-        <w:t>The application presents four guided workflows. Select the workflow that matches the customer’s certificate source and deployment requirements.</w:t>
+        <w:t>The application presents four guided workflows. Select the workflow that matches the customer’s certificate source and deployment requirements. Use Import Existing Certificate when the customer already has a matching certificate, private key, and CA chain from another CA or PKI tool.</w:t>
       </w:r>
     </w:p>
     <w:p>
@@ -1827,7 +1827,7 @@
     </w:p>
     <w:p>
       <w:r>
-        <w:t>Use this option when the organization wants the FlexEdge to present an HTTPS server certificate issued by its own certificate authority. The certificate can be issued by an existing corporate CA or by a dedicated industrial-device PKI created with Industrial Certificate Assistant.</w:t>
+        <w:t>Use this option when the organization wants the FlexEdge to present an HTTPS server certificate issued by its own certificate authority. This workflow is for certificates the customer already has or receives from another CA, and it can be issued by an existing corporate CA or by a dedicated industrial-device PKI created with Industrial Certificate Assistant.</w:t>
       </w:r>
     </w:p>
     <w:tbl>
@@ -2699,7 +2699,7 @@
     </w:p>
     <w:p>
       <w:r>
-        <w:t>In Industrial Certificate Assistant, select Use an existing certificate. Choose the returned server certificate, private-key.pem, and the CA chain. Enter the private-key password and select Validate certificate package.</w:t>
+        <w:t>In Industrial Certificate Assistant, use Import Existing Certificate when the customer already has a matching server certificate, private key, and CA chain. Choose the certificate, private key, and CA chain files from that package, then enter the private-key password only if the private key is encrypted and select Validate and create Crimson package.</w:t>
       </w:r>
     </w:p>
     <w:p>

--- a/Industrial_Certificate_Assistant_Crimson_3.2_User_Manual.docx
+++ b/Industrial_Certificate_Assistant_Crimson_3.2_User_Manual.docx
@@ -15,7 +15,25 @@
           <w:sz w:val="40"/>
           <w:szCs w:val="40"/>
         </w:rPr>
-        <w:t>Industrial Certificate Assistantfor Crimson 3.2 Devices</w:t>
+        <w:t xml:space="preserve">Industrial Certificate </w:t>
+      </w:r>
+      <w:proofErr w:type="spellStart"/>
+      <w:r>
+        <w:rPr>
+          <w:b/>
+          <w:sz w:val="40"/>
+          <w:szCs w:val="40"/>
+        </w:rPr>
+        <w:t>Assistantfor</w:t>
+      </w:r>
+      <w:proofErr w:type="spellEnd"/>
+      <w:r>
+        <w:rPr>
+          <w:b/>
+          <w:sz w:val="40"/>
+          <w:szCs w:val="40"/>
+        </w:rPr>
+        <w:t xml:space="preserve"> Crimson 3.2 Devices</w:t>
       </w:r>
     </w:p>
     <w:p>
@@ -181,7 +199,15 @@
     </w:p>
     <w:p>
       <w:r>
-        <w:t>This manual explains how to create, request, import, validate, and deploy SSL/TLS certificates for the Crimson 3.2 System Web Server. It includes the built-in Crimson trust method, a workflow for packaging an existing certificate, private key, and CA chain, and a fully tested customer-managed PKI workflow using Industrial Certificate Assistant.</w:t>
+        <w:t xml:space="preserve">This manual explains how to create, request, import, validate, and deploy SSL/TLS certificates for the Crimson 3.2 System Web Server. It includes the built-in </w:t>
+      </w:r>
+      <w:proofErr w:type="gramStart"/>
+      <w:r>
+        <w:t>Crimson</w:t>
+      </w:r>
+      <w:proofErr w:type="gramEnd"/>
+      <w:r>
+        <w:t xml:space="preserve"> trust method, a workflow for packaging an existing certificate, private key, and CA chain, and a fully tested customer-managed PKI workflow using Industrial Certificate Assistant.</w:t>
       </w:r>
     </w:p>
     <w:tbl>
@@ -222,7 +248,15 @@
               <w:t xml:space="preserve">Expected warning: </w:t>
             </w:r>
             <w:r>
-              <w:t>Before the C3.2 Root Certificate is trusted, Chrome may display “Your connection is not private” with NET::ERR_CERT_AUTHORITY_INVALID. This is expected during initial setup.</w:t>
+              <w:t xml:space="preserve">Before the C3.2 Root Certificate is trusted, Chrome may display “Your connection is not private” with </w:t>
+            </w:r>
+            <w:proofErr w:type="gramStart"/>
+            <w:r>
+              <w:t>NET::</w:t>
+            </w:r>
+            <w:proofErr w:type="gramEnd"/>
+            <w:r>
+              <w:t>ERR_CERT_AUTHORITY_INVALID. This is expected during initial setup.</w:t>
             </w:r>
           </w:p>
         </w:tc>
@@ -254,7 +288,15 @@
         <w:pStyle w:val="ListBullet"/>
       </w:pPr>
       <w:r>
-        <w:t xml:space="preserve"> Know the device IP address or its .local hostname.</w:t>
+        <w:t xml:space="preserve"> Know the </w:t>
+      </w:r>
+      <w:proofErr w:type="gramStart"/>
+      <w:r>
+        <w:t>device</w:t>
+      </w:r>
+      <w:proofErr w:type="gramEnd"/>
+      <w:r>
+        <w:t xml:space="preserve"> IP address or its .local hostname.</w:t>
       </w:r>
     </w:p>
     <w:p>
@@ -305,6 +347,9 @@
         <w:jc w:val="center"/>
       </w:pPr>
       <w:r>
+        <w:rPr>
+          <w:noProof/>
+        </w:rPr>
         <w:drawing>
           <wp:inline distT="0" distB="0" distL="0" distR="0" wp14:anchorId="31B221CA" wp14:editId="19C7140F">
             <wp:extent cx="1381318" cy="3572374"/>
@@ -451,8 +496,13 @@
             <w:vAlign w:val="center"/>
           </w:tcPr>
           <w:p>
+            <w:proofErr w:type="gramStart"/>
             <w:r>
-              <w:t>IMPORT Existing Certificate</w:t>
+              <w:t>IMPORT</w:t>
+            </w:r>
+            <w:proofErr w:type="gramEnd"/>
+            <w:r>
+              <w:t xml:space="preserve"> Existing Certificate</w:t>
             </w:r>
           </w:p>
         </w:tc>
@@ -638,7 +688,19 @@
               <w:t xml:space="preserve">Password choice: </w:t>
             </w:r>
             <w:r>
-              <w:t>Version 0.3.0 supports encrypted or passwordless CA, CSR, and FlexEdge private keys. Encryption is selected by default. Passwordless operation requires an explicit risk confirmation.</w:t>
+              <w:t xml:space="preserve">Version 0.3.0 supports encrypted or passwordless CA, CSR, and FlexEdge private keys. Encryption is selected by default. Passwordless operation requires </w:t>
+            </w:r>
+            <w:proofErr w:type="gramStart"/>
+            <w:r>
+              <w:t xml:space="preserve">an </w:t>
+            </w:r>
+            <w:r>
+              <w:lastRenderedPageBreak/>
+              <w:t>explicit</w:t>
+            </w:r>
+            <w:proofErr w:type="gramEnd"/>
+            <w:r>
+              <w:t xml:space="preserve"> risk confirmation.</w:t>
             </w:r>
           </w:p>
         </w:tc>
@@ -752,6 +814,9 @@
         <w:jc w:val="center"/>
       </w:pPr>
       <w:r>
+        <w:rPr>
+          <w:noProof/>
+        </w:rPr>
         <w:drawing>
           <wp:inline distT="0" distB="0" distL="0" distR="0" wp14:anchorId="335C242D" wp14:editId="3FAE76E3">
             <wp:extent cx="6217920" cy="2967355"/>
@@ -800,7 +865,25 @@
           <w:color w:val="667085"/>
           <w:sz w:val="18"/>
         </w:rPr>
-        <w:t>Figure 3 - Expected Chrome warning before the Crimson root certificate is installed.</w:t>
+        <w:t xml:space="preserve">Figure 3 - Expected Chrome warning before the </w:t>
+      </w:r>
+      <w:proofErr w:type="gramStart"/>
+      <w:r>
+        <w:rPr>
+          <w:i/>
+          <w:color w:val="667085"/>
+          <w:sz w:val="18"/>
+        </w:rPr>
+        <w:t>Crimson</w:t>
+      </w:r>
+      <w:proofErr w:type="gramEnd"/>
+      <w:r>
+        <w:rPr>
+          <w:i/>
+          <w:color w:val="667085"/>
+          <w:sz w:val="18"/>
+        </w:rPr>
+        <w:t xml:space="preserve"> root certificate is installed.</w:t>
       </w:r>
     </w:p>
     <w:p>
@@ -881,7 +964,6 @@
         <w:pStyle w:val="ListNumber"/>
       </w:pPr>
       <w:r>
-        <w:lastRenderedPageBreak/>
         <w:t>Select Proceed to [device address] (unsafe). This bypass is temporary and is used only to reach the certificate download link.</w:t>
       </w:r>
     </w:p>
@@ -891,6 +973,9 @@
         <w:jc w:val="center"/>
       </w:pPr>
       <w:r>
+        <w:rPr>
+          <w:noProof/>
+        </w:rPr>
         <w:drawing>
           <wp:inline distT="0" distB="0" distL="0" distR="0" wp14:anchorId="318AEDC4" wp14:editId="14DEB6EE">
             <wp:extent cx="6217920" cy="5052695"/>
@@ -947,8 +1032,13 @@
       </w:r>
     </w:p>
     <w:p>
-      <w:r>
-        <w:t>At the Crimson 3.2 login page, locate the C3.2 Root Certificate link below the Log On button and download the certificate to the PC. The link is available before authentication.</w:t>
+      <w:proofErr w:type="gramStart"/>
+      <w:r>
+        <w:t>At</w:t>
+      </w:r>
+      <w:proofErr w:type="gramEnd"/>
+      <w:r>
+        <w:t xml:space="preserve"> the Crimson 3.2 login page, locate the C3.2 Root Certificate link below the Log On button and download the certificate to the PC. The link is available before authentication.</w:t>
       </w:r>
     </w:p>
     <w:tbl>
@@ -1001,6 +1091,9 @@
         <w:jc w:val="center"/>
       </w:pPr>
       <w:r>
+        <w:rPr>
+          <w:noProof/>
+        </w:rPr>
         <w:drawing>
           <wp:inline distT="0" distB="0" distL="0" distR="0" wp14:anchorId="2AFD6E3E" wp14:editId="577B1CD6">
             <wp:extent cx="2400635" cy="276264"/>
@@ -1072,6 +1165,9 @@
         <w:jc w:val="center"/>
       </w:pPr>
       <w:r>
+        <w:rPr>
+          <w:noProof/>
+        </w:rPr>
         <w:drawing>
           <wp:inline distT="0" distB="0" distL="0" distR="0" wp14:anchorId="23133B62" wp14:editId="20F3B9CE">
             <wp:extent cx="3599277" cy="2622550"/>
@@ -1123,6 +1219,9 @@
         <w:jc w:val="center"/>
       </w:pPr>
       <w:r>
+        <w:rPr>
+          <w:noProof/>
+        </w:rPr>
         <w:drawing>
           <wp:inline distT="0" distB="0" distL="0" distR="0" wp14:anchorId="319A9739" wp14:editId="2C4A76CB">
             <wp:extent cx="2392430" cy="3073400"/>
@@ -1174,6 +1273,9 @@
         <w:jc w:val="center"/>
       </w:pPr>
       <w:r>
+        <w:rPr>
+          <w:noProof/>
+        </w:rPr>
         <w:lastRenderedPageBreak/>
         <w:drawing>
           <wp:inline distT="0" distB="0" distL="0" distR="0" wp14:anchorId="3447770C" wp14:editId="5B6A35FA">
@@ -1226,6 +1328,9 @@
         <w:jc w:val="center"/>
       </w:pPr>
       <w:r>
+        <w:rPr>
+          <w:noProof/>
+        </w:rPr>
         <w:drawing>
           <wp:inline distT="0" distB="0" distL="0" distR="0" wp14:anchorId="0BEFB8E1" wp14:editId="3731E8E2">
             <wp:extent cx="4678120" cy="4572000"/>
@@ -1277,6 +1382,9 @@
         <w:jc w:val="center"/>
       </w:pPr>
       <w:r>
+        <w:rPr>
+          <w:noProof/>
+        </w:rPr>
         <w:lastRenderedPageBreak/>
         <w:drawing>
           <wp:inline distT="0" distB="0" distL="0" distR="0" wp14:anchorId="1766DDF9" wp14:editId="376014A3">
@@ -1329,6 +1437,9 @@
         <w:jc w:val="center"/>
       </w:pPr>
       <w:r>
+        <w:rPr>
+          <w:noProof/>
+        </w:rPr>
         <w:drawing>
           <wp:inline distT="0" distB="0" distL="0" distR="0" wp14:anchorId="382C4BDE" wp14:editId="6186E81D">
             <wp:extent cx="4267200" cy="2011912"/>
@@ -1385,6 +1496,9 @@
         <w:jc w:val="center"/>
       </w:pPr>
       <w:r>
+        <w:rPr>
+          <w:noProof/>
+        </w:rPr>
         <w:drawing>
           <wp:inline distT="0" distB="0" distL="0" distR="0" wp14:anchorId="1CBB2A5F" wp14:editId="16F850D4">
             <wp:extent cx="3232150" cy="2764928"/>
@@ -1429,9 +1543,10 @@
     </w:p>
     <w:p>
       <w:pPr>
-        <w:pStyle w:val="Heading1"/>
-      </w:pPr>
-      <w:r>
+        <w:pStyle w:val="Heading2"/>
+      </w:pPr>
+      <w:r>
+        <w:lastRenderedPageBreak/>
         <w:t xml:space="preserve">Step </w:t>
       </w:r>
       <w:r>
@@ -1475,7 +1590,7 @@
     </w:p>
     <w:p>
       <w:pPr>
-        <w:pStyle w:val="Heading1"/>
+        <w:pStyle w:val="Heading2"/>
       </w:pPr>
       <w:r>
         <w:t>Verification checklist</w:t>
@@ -1504,7 +1619,15 @@
         <w:ind w:left="547" w:hanging="274"/>
       </w:pPr>
       <w:r>
-        <w:t>The browser no longer reports NET::ERR_CERT_AUTHORITY_INVALID.</w:t>
+        <w:t xml:space="preserve">The browser no longer reports </w:t>
+      </w:r>
+      <w:proofErr w:type="gramStart"/>
+      <w:r>
+        <w:t>NET::</w:t>
+      </w:r>
+      <w:proofErr w:type="gramEnd"/>
+      <w:r>
+        <w:t>ERR_CERT_AUTHORITY_INVALID.</w:t>
       </w:r>
     </w:p>
     <w:p>
@@ -1548,7 +1671,7 @@
     </w:p>
     <w:p>
       <w:pPr>
-        <w:pStyle w:val="Heading1"/>
+        <w:pStyle w:val="Heading2"/>
       </w:pPr>
       <w:r>
         <w:t>Troubleshooting</w:t>
@@ -1770,7 +1893,7 @@
     </w:tbl>
     <w:p>
       <w:pPr>
-        <w:pStyle w:val="Heading1"/>
+        <w:pStyle w:val="Heading2"/>
       </w:pPr>
       <w:r>
         <w:t>Security notes</w:t>
@@ -1820,14 +1943,24 @@
       <w:pPr>
         <w:pStyle w:val="Heading1"/>
       </w:pPr>
-      <w:r>
-        <w:lastRenderedPageBreak/>
+    </w:p>
+    <w:p>
+      <w:pPr>
+        <w:pStyle w:val="Heading1"/>
+      </w:pPr>
+      <w:r>
         <w:t>Option 2 - Use a Customer-Managed Certificate</w:t>
       </w:r>
     </w:p>
     <w:p>
       <w:r>
-        <w:t>Use this option when the organization wants the FlexEdge to present an HTTPS server certificate issued by its own certificate authority. This workflow is for certificates the customer already has or receives from another CA, and it can be issued by an existing corporate CA or by a dedicated industrial-device PKI created with Industrial Certificate Assistant.</w:t>
+        <w:t xml:space="preserve">Use this option when the organization wants </w:t>
+      </w:r>
+      <w:r>
+        <w:t>FlexEdge</w:t>
+      </w:r>
+      <w:r>
+        <w:t xml:space="preserve"> to present an HTTPS server certificate issued by its own certificate authority. This workflow is for certificates the customer already has or receives from another CA, and it can be issued by an existing corporate CA or by a dedicated industrial-device PKI created with Industrial Certificate Assistant.</w:t>
       </w:r>
     </w:p>
     <w:tbl>
@@ -1865,6 +1998,7 @@
                 <w:b/>
                 <w:color w:val="1F4D78"/>
               </w:rPr>
+              <w:lastRenderedPageBreak/>
               <w:t xml:space="preserve">Recommended enterprise approach: </w:t>
             </w:r>
             <w:r>
@@ -1886,10 +2020,10 @@
       </w:pPr>
       <w:r>
         <w:drawing>
-          <wp:inline distT="0" distB="0" distL="0" distR="0" wp14:anchorId="6BB474B5" wp14:editId="02590073">
-            <wp:extent cx="6858000" cy="3274695"/>
-            <wp:effectExtent l="0" t="0" r="0" b="1905"/>
-            <wp:docPr id="385944878" name="Picture 1"/>
+          <wp:inline distT="0" distB="0" distL="0" distR="0" wp14:anchorId="207A9888" wp14:editId="76B91B5C">
+            <wp:extent cx="6858000" cy="3126105"/>
+            <wp:effectExtent l="0" t="0" r="0" b="0"/>
+            <wp:docPr id="1434860522" name="Picture 1"/>
             <wp:cNvGraphicFramePr>
               <a:graphicFrameLocks xmlns:a="http://schemas.openxmlformats.org/drawingml/2006/main" noChangeAspect="1"/>
             </wp:cNvGraphicFramePr>
@@ -1897,7 +2031,7 @@
               <a:graphicData uri="http://schemas.openxmlformats.org/drawingml/2006/picture">
                 <pic:pic xmlns:pic="http://schemas.openxmlformats.org/drawingml/2006/picture">
                   <pic:nvPicPr>
-                    <pic:cNvPr id="385944878" name=""/>
+                    <pic:cNvPr id="1434860522" name=""/>
                     <pic:cNvPicPr/>
                   </pic:nvPicPr>
                   <pic:blipFill>
@@ -1909,7 +2043,7 @@
                   <pic:spPr>
                     <a:xfrm>
                       <a:off x="0" y="0"/>
-                      <a:ext cx="6858000" cy="3274695"/>
+                      <a:ext cx="6858000" cy="3126105"/>
                     </a:xfrm>
                     <a:prstGeom prst="rect">
                       <a:avLst/>
@@ -2125,6 +2259,11 @@
       <w:pPr>
         <w:pStyle w:val="Heading2"/>
       </w:pPr>
+    </w:p>
+    <w:p>
+      <w:pPr>
+        <w:pStyle w:val="Heading2"/>
+      </w:pPr>
       <w:r>
         <w:t>Required certificate properties</w:t>
       </w:r>
@@ -2150,7 +2289,15 @@
         </w:numPr>
       </w:pPr>
       <w:r>
-        <w:t>Extended Key Usage must include TLS Web Server Authentication (serverAuth).</w:t>
+        <w:t>Extended Key Usage must include TLS Web Server Authentication (</w:t>
+      </w:r>
+      <w:proofErr w:type="spellStart"/>
+      <w:r>
+        <w:t>serverAuth</w:t>
+      </w:r>
+      <w:proofErr w:type="spellEnd"/>
+      <w:r>
+        <w:t>).</w:t>
       </w:r>
     </w:p>
     <w:p>
@@ -2198,15 +2345,15 @@
         </w:numPr>
       </w:pPr>
       <w:r>
+        <w:t>The certificate must be within its validity period, and the PC and FlexEdge clocks must be correct.</w:t>
+      </w:r>
+    </w:p>
+    <w:p>
+      <w:pPr>
+        <w:pStyle w:val="Heading2"/>
+      </w:pPr>
+      <w:r>
         <w:lastRenderedPageBreak/>
-        <w:t>The certificate must be within its validity period, and the PC and FlexEdge clocks must be correct.</w:t>
-      </w:r>
-    </w:p>
-    <w:p>
-      <w:pPr>
-        <w:pStyle w:val="Heading2"/>
-      </w:pPr>
-      <w:r>
         <w:t>Before generating the certificate</w:t>
       </w:r>
     </w:p>
@@ -2300,16 +2447,21 @@
       </w:pPr>
     </w:p>
     <w:p>
-      <w:r>
-        <w:br w:type="page"/>
-      </w:r>
+      <w:pPr>
+        <w:jc w:val="center"/>
+      </w:pPr>
     </w:p>
     <w:p>
       <w:pPr>
         <w:pStyle w:val="Heading2"/>
-      </w:pPr>
-      <w:r>
-        <w:lastRenderedPageBreak/>
+        <w:jc w:val="center"/>
+      </w:pPr>
+    </w:p>
+    <w:p>
+      <w:pPr>
+        <w:pStyle w:val="Heading2"/>
+      </w:pPr>
+      <w:r>
         <w:t>Path A - Request a Certificate from a Corporate CA</w:t>
       </w:r>
     </w:p>
@@ -2581,7 +2733,23 @@
     </w:tbl>
     <w:p>
       <w:r>
-        <w:t>Select Create private key and CSR. The application creates private-key.pem and request.csr.pem.</w:t>
+        <w:t>Select Create private key and CSR. The application creates private-</w:t>
+      </w:r>
+      <w:proofErr w:type="spellStart"/>
+      <w:r>
+        <w:t>key.pem</w:t>
+      </w:r>
+      <w:proofErr w:type="spellEnd"/>
+      <w:r>
+        <w:t xml:space="preserve"> and </w:t>
+      </w:r>
+      <w:proofErr w:type="spellStart"/>
+      <w:r>
+        <w:t>request.csr.pem</w:t>
+      </w:r>
+      <w:proofErr w:type="spellEnd"/>
+      <w:r>
+        <w:t>.</w:t>
       </w:r>
     </w:p>
     <w:tbl>
@@ -2622,7 +2790,23 @@
               <w:t xml:space="preserve">Protect the private key: </w:t>
             </w:r>
             <w:r>
-              <w:t>Do not email or upload private-key.pem to the certificate authority. Submit only request.csr.pem. Retain the private-key password securely.</w:t>
+              <w:t>Do not email or upload private-</w:t>
+            </w:r>
+            <w:proofErr w:type="spellStart"/>
+            <w:r>
+              <w:t>key.pem</w:t>
+            </w:r>
+            <w:proofErr w:type="spellEnd"/>
+            <w:r>
+              <w:t xml:space="preserve"> to the certificate authority. Submit only </w:t>
+            </w:r>
+            <w:proofErr w:type="spellStart"/>
+            <w:r>
+              <w:t>request.csr.pem</w:t>
+            </w:r>
+            <w:proofErr w:type="spellEnd"/>
+            <w:r>
+              <w:t>. Retain the private-key password securely.</w:t>
             </w:r>
           </w:p>
         </w:tc>
@@ -2650,7 +2834,15 @@
         </w:numPr>
       </w:pPr>
       <w:r>
-        <w:t>Submit request.csr.pem through the organization’s approved certificate-request process.</w:t>
+        <w:t xml:space="preserve">Submit </w:t>
+      </w:r>
+      <w:proofErr w:type="spellStart"/>
+      <w:r>
+        <w:t>request.csr.pem</w:t>
+      </w:r>
+      <w:proofErr w:type="spellEnd"/>
+      <w:r>
+        <w:t xml:space="preserve"> through the organization’s approved certificate-request process.</w:t>
       </w:r>
     </w:p>
     <w:p>
@@ -2694,6 +2886,7 @@
         <w:pStyle w:val="Heading3"/>
       </w:pPr>
       <w:r>
+        <w:lastRenderedPageBreak/>
         <w:t>Step A3 - Validate the returned certificate</w:t>
       </w:r>
     </w:p>
@@ -2708,8 +2901,45 @@
       </w:r>
     </w:p>
     <w:p>
-      <w:r>
-        <w:br w:type="page"/>
+      <w:pPr>
+        <w:jc w:val="center"/>
+      </w:pPr>
+      <w:r>
+        <w:drawing>
+          <wp:inline distT="0" distB="0" distL="0" distR="0" wp14:anchorId="4907DACE" wp14:editId="4D61EC8C">
+            <wp:extent cx="3594100" cy="2112865"/>
+            <wp:effectExtent l="0" t="0" r="6350" b="1905"/>
+            <wp:docPr id="704468317" name="Picture 1"/>
+            <wp:cNvGraphicFramePr>
+              <a:graphicFrameLocks xmlns:a="http://schemas.openxmlformats.org/drawingml/2006/main" noChangeAspect="1"/>
+            </wp:cNvGraphicFramePr>
+            <a:graphic xmlns:a="http://schemas.openxmlformats.org/drawingml/2006/main">
+              <a:graphicData uri="http://schemas.openxmlformats.org/drawingml/2006/picture">
+                <pic:pic xmlns:pic="http://schemas.openxmlformats.org/drawingml/2006/picture">
+                  <pic:nvPicPr>
+                    <pic:cNvPr id="704468317" name=""/>
+                    <pic:cNvPicPr/>
+                  </pic:nvPicPr>
+                  <pic:blipFill>
+                    <a:blip r:embed="rId20"/>
+                    <a:stretch>
+                      <a:fillRect/>
+                    </a:stretch>
+                  </pic:blipFill>
+                  <pic:spPr>
+                    <a:xfrm>
+                      <a:off x="0" y="0"/>
+                      <a:ext cx="3595938" cy="2113945"/>
+                    </a:xfrm>
+                    <a:prstGeom prst="rect">
+                      <a:avLst/>
+                    </a:prstGeom>
+                  </pic:spPr>
+                </pic:pic>
+              </a:graphicData>
+            </a:graphic>
+          </wp:inline>
+        </w:drawing>
       </w:r>
     </w:p>
     <w:p>
@@ -2717,7 +2947,6 @@
         <w:pStyle w:val="Heading2"/>
       </w:pPr>
       <w:r>
-        <w:lastRenderedPageBreak/>
         <w:t>Path B - Create a Dedicated Industrial PKI</w:t>
       </w:r>
     </w:p>
@@ -2731,7 +2960,13 @@
     </w:p>
     <w:p>
       <w:r>
-        <w:t>Open Industrial Certificate Assistant and select Create my own PKI. Choose a new workspace and enter the organization and DNS suffix. Keep CA-key encryption enabled and enter a password, or clear the encryption checkbox and complete the passwordless risk confirmation. Select Create PKI project.</w:t>
+        <w:t xml:space="preserve">Open Industrial Certificate Assistant and select Create my own PKI. Choose a new workspace and enter the organization and DNS suffix. Keep CA-key encryption enabled and enter a </w:t>
+      </w:r>
+      <w:r>
+        <w:t>password or</w:t>
+      </w:r>
+      <w:r>
+        <w:t xml:space="preserve"> clear the encryption checkbox and complete the passwordless risk confirmation. Select Create PKI project.</w:t>
       </w:r>
     </w:p>
     <w:p>
@@ -2744,8 +2979,8 @@
           <w:noProof/>
         </w:rPr>
         <w:drawing>
-          <wp:inline distT="0" distB="0" distL="0" distR="0" wp14:anchorId="7808F995" wp14:editId="0B5BBFF8">
-            <wp:extent cx="5303520" cy="3943899"/>
+          <wp:inline distT="0" distB="0" distL="0" distR="0" wp14:anchorId="7808F995" wp14:editId="1194EF38">
+            <wp:extent cx="3740125" cy="2781300"/>
             <wp:effectExtent l="0" t="0" r="0" b="0"/>
             <wp:docPr id="5" name="Picture 5"/>
             <wp:cNvGraphicFramePr>
@@ -2759,7 +2994,7 @@
                     <pic:cNvPicPr/>
                   </pic:nvPicPr>
                   <pic:blipFill>
-                    <a:blip r:embed="rId20"/>
+                    <a:blip r:embed="rId21"/>
                     <a:stretch>
                       <a:fillRect/>
                     </a:stretch>
@@ -2767,7 +3002,7 @@
                   <pic:spPr>
                     <a:xfrm>
                       <a:off x="0" y="0"/>
-                      <a:ext cx="5303520" cy="3943899"/>
+                      <a:ext cx="3785461" cy="2815014"/>
                     </a:xfrm>
                     <a:prstGeom prst="rect">
                       <a:avLst/>
@@ -2845,89 +3080,10 @@
     </w:p>
     <w:p>
       <w:pPr>
-        <w:keepNext/>
-        <w:jc w:val="center"/>
-      </w:pPr>
-    </w:p>
-    <w:p>
-      <w:pPr>
         <w:pStyle w:val="Heading3"/>
       </w:pPr>
       <w:r>
-        <w:t>Step B1 result</w:t>
-      </w:r>
-    </w:p>
-    <w:p>
-      <w:r>
-        <w:t>After generation, the application loads the project and records whether the CA keys are encrypted. Passwords are never written to project metadata.</w:t>
-      </w:r>
-    </w:p>
-    <w:p>
-      <w:pPr>
-        <w:keepNext/>
-        <w:jc w:val="center"/>
-      </w:pPr>
-      <w:r>
-        <w:rPr>
-          <w:noProof/>
-        </w:rPr>
         <w:lastRenderedPageBreak/>
-        <w:drawing>
-          <wp:inline distT="0" distB="0" distL="0" distR="0" wp14:anchorId="719B3CB1" wp14:editId="6B74575F">
-            <wp:extent cx="5303520" cy="3943899"/>
-            <wp:effectExtent l="0" t="0" r="0" b="0"/>
-            <wp:docPr id="7" name="Picture 7"/>
-            <wp:cNvGraphicFramePr>
-              <a:graphicFrameLocks xmlns:a="http://schemas.openxmlformats.org/drawingml/2006/main" noChangeAspect="1"/>
-            </wp:cNvGraphicFramePr>
-            <a:graphic xmlns:a="http://schemas.openxmlformats.org/drawingml/2006/main">
-              <a:graphicData uri="http://schemas.openxmlformats.org/drawingml/2006/picture">
-                <pic:pic xmlns:pic="http://schemas.openxmlformats.org/drawingml/2006/picture">
-                  <pic:nvPicPr>
-                    <pic:cNvPr id="0" name="image(559).png"/>
-                    <pic:cNvPicPr/>
-                  </pic:nvPicPr>
-                  <pic:blipFill>
-                    <a:blip r:embed="rId21"/>
-                    <a:stretch>
-                      <a:fillRect/>
-                    </a:stretch>
-                  </pic:blipFill>
-                  <pic:spPr>
-                    <a:xfrm>
-                      <a:off x="0" y="0"/>
-                      <a:ext cx="5303520" cy="3943899"/>
-                    </a:xfrm>
-                    <a:prstGeom prst="rect">
-                      <a:avLst/>
-                    </a:prstGeom>
-                  </pic:spPr>
-                </pic:pic>
-              </a:graphicData>
-            </a:graphic>
-          </wp:inline>
-        </w:drawing>
-      </w:r>
-    </w:p>
-    <w:p>
-      <w:pPr>
-        <w:spacing w:after="200"/>
-        <w:jc w:val="center"/>
-      </w:pPr>
-      <w:r>
-        <w:rPr>
-          <w:i/>
-          <w:color w:val="667085"/>
-          <w:sz w:val="18"/>
-        </w:rPr>
-        <w:t>Figure 7 - Successful passwordless PKI project creation.</w:t>
-      </w:r>
-    </w:p>
-    <w:p>
-      <w:pPr>
-        <w:pStyle w:val="Heading3"/>
-      </w:pPr>
-      <w:r>
         <w:t xml:space="preserve">Step B2 - Issue </w:t>
       </w:r>
       <w:r>
@@ -3278,7 +3434,6 @@
         <w:rPr>
           <w:noProof/>
         </w:rPr>
-        <w:lastRenderedPageBreak/>
         <w:drawing>
           <wp:inline distT="0" distB="0" distL="0" distR="0" wp14:anchorId="333C0DD7" wp14:editId="0DBBC25F">
             <wp:extent cx="5346700" cy="3386061"/>
@@ -3331,7 +3486,40 @@
     </w:p>
     <w:p>
       <w:r>
-        <w:t>Select Issue complete FlexEdge HTTPS package. The application creates certificate.pem, private-key.pem, fullchain.pem, ca-chain.pem, CA certificates, request.csr.pem, certificate-report.txt, and trust installers.</w:t>
+        <w:lastRenderedPageBreak/>
+        <w:t xml:space="preserve">Select Issue complete FlexEdge HTTPS package. The application creates </w:t>
+      </w:r>
+      <w:proofErr w:type="spellStart"/>
+      <w:r>
+        <w:t>certificate.pem</w:t>
+      </w:r>
+      <w:proofErr w:type="spellEnd"/>
+      <w:r>
+        <w:t>, private-</w:t>
+      </w:r>
+      <w:proofErr w:type="spellStart"/>
+      <w:r>
+        <w:t>key.pem</w:t>
+      </w:r>
+      <w:proofErr w:type="spellEnd"/>
+      <w:r>
+        <w:t>, fullchain.pem, ca-</w:t>
+      </w:r>
+      <w:proofErr w:type="spellStart"/>
+      <w:r>
+        <w:t>chain.pem</w:t>
+      </w:r>
+      <w:proofErr w:type="spellEnd"/>
+      <w:r>
+        <w:t xml:space="preserve">, CA certificates, </w:t>
+      </w:r>
+      <w:proofErr w:type="spellStart"/>
+      <w:r>
+        <w:t>request.csr.pem</w:t>
+      </w:r>
+      <w:proofErr w:type="spellEnd"/>
+      <w:r>
+        <w:t>, certificate-report.txt, and trust installers.</w:t>
       </w:r>
       <w:r>
         <w:rPr>
@@ -3397,10 +3585,10 @@
     </w:p>
     <w:p>
       <w:r>
-        <w:t xml:space="preserve">The public root certificate </w:t>
-      </w:r>
-      <w:r>
-        <w:t xml:space="preserve">certificate can be installed in your PC by running the installation scripts found in </w:t>
+        <w:t>The public root certificate</w:t>
+      </w:r>
+      <w:r>
+        <w:t xml:space="preserve"> can be installed in your PC by running the installation scripts found in </w:t>
       </w:r>
       <w:r>
         <w:br/>
@@ -3412,6 +3600,9 @@
         <w:jc w:val="center"/>
       </w:pPr>
       <w:r>
+        <w:rPr>
+          <w:noProof/>
+        </w:rPr>
         <w:drawing>
           <wp:inline distT="0" distB="0" distL="0" distR="0" wp14:anchorId="675E4F5D" wp14:editId="2C19E479">
             <wp:extent cx="4130880" cy="1943100"/>
@@ -3454,7 +3645,6 @@
         <w:rPr>
           <w:noProof/>
         </w:rPr>
-        <w:lastRenderedPageBreak/>
         <w:drawing>
           <wp:inline distT="0" distB="0" distL="0" distR="0" wp14:anchorId="5343DC7C" wp14:editId="342F10C5">
             <wp:extent cx="6280150" cy="997597"/>
@@ -3506,15 +3696,48 @@
       </w:r>
       <w:r>
         <w:br/>
-        <w:t>Example of successful install on Windows</w:t>
+        <w:t>Example of successful install on Window</w:t>
+      </w:r>
+      <w:r>
+        <w:t>s</w:t>
       </w:r>
     </w:p>
     <w:p>
       <w:pPr>
         <w:pStyle w:val="Heading1"/>
-        <w:jc w:val="center"/>
-      </w:pPr>
-      <w:r>
+      </w:pPr>
+    </w:p>
+    <w:p>
+      <w:pPr>
+        <w:pStyle w:val="Heading1"/>
+      </w:pPr>
+    </w:p>
+    <w:p>
+      <w:pPr>
+        <w:pStyle w:val="Heading1"/>
+      </w:pPr>
+    </w:p>
+    <w:p>
+      <w:pPr>
+        <w:pStyle w:val="Heading1"/>
+      </w:pPr>
+    </w:p>
+    <w:p>
+      <w:pPr>
+        <w:pStyle w:val="Heading1"/>
+      </w:pPr>
+    </w:p>
+    <w:p>
+      <w:pPr>
+        <w:pStyle w:val="Heading1"/>
+      </w:pPr>
+    </w:p>
+    <w:p>
+      <w:pPr>
+        <w:pStyle w:val="Heading1"/>
+      </w:pPr>
+      <w:r>
+        <w:lastRenderedPageBreak/>
         <w:t>Install the Customer-Managed Certificate in Crimson 3.2</w:t>
       </w:r>
     </w:p>
@@ -3534,7 +3757,15 @@
     </w:p>
     <w:p>
       <w:r>
-        <w:t>Open https://[device-address]:4443. Until the new certificate is installed, use the temporary Advanced &gt; Proceed method from Option 1 if the browser does not yet trust the existing Crimson certificate.</w:t>
+        <w:t xml:space="preserve">Open https://[device-address]:4443. Until the new certificate is installed, use the temporary Advanced &gt; Proceed method from Option 1 if the browser does not yet trust the existing </w:t>
+      </w:r>
+      <w:proofErr w:type="gramStart"/>
+      <w:r>
+        <w:t>Crimson</w:t>
+      </w:r>
+      <w:proofErr w:type="gramEnd"/>
+      <w:r>
+        <w:t xml:space="preserve"> certificate.</w:t>
       </w:r>
     </w:p>
     <w:p>
@@ -3599,22 +3830,6 @@
       <w:pPr>
         <w:pStyle w:val="Heading2"/>
       </w:pPr>
-    </w:p>
-    <w:p>
-      <w:pPr>
-        <w:pStyle w:val="Heading2"/>
-      </w:pPr>
-    </w:p>
-    <w:p>
-      <w:pPr>
-        <w:pStyle w:val="Heading2"/>
-      </w:pPr>
-    </w:p>
-    <w:p/>
-    <w:p>
-      <w:pPr>
-        <w:pStyle w:val="Heading2"/>
-      </w:pPr>
       <w:r>
         <w:t xml:space="preserve">Step </w:t>
       </w:r>
@@ -3639,11 +3854,10 @@
         <w:rPr>
           <w:noProof/>
         </w:rPr>
-        <w:lastRenderedPageBreak/>
         <w:drawing>
-          <wp:inline distT="0" distB="0" distL="0" distR="0" wp14:anchorId="474C0A86" wp14:editId="335E97CA">
-            <wp:extent cx="5473700" cy="3286006"/>
-            <wp:effectExtent l="0" t="0" r="0" b="0"/>
+          <wp:inline distT="0" distB="0" distL="0" distR="0" wp14:anchorId="474C0A86" wp14:editId="2F4B7D41">
+            <wp:extent cx="5119549" cy="3073400"/>
+            <wp:effectExtent l="0" t="0" r="5080" b="0"/>
             <wp:docPr id="6" name="Picture 7"/>
             <wp:cNvGraphicFramePr>
               <a:graphicFrameLocks xmlns:a="http://schemas.openxmlformats.org/drawingml/2006/main" noChangeAspect="1"/>
@@ -3673,7 +3887,7 @@
                   <pic:spPr bwMode="auto">
                     <a:xfrm>
                       <a:off x="0" y="0"/>
-                      <a:ext cx="5504373" cy="3304420"/>
+                      <a:ext cx="5172151" cy="3104978"/>
                     </a:xfrm>
                     <a:prstGeom prst="rect">
                       <a:avLst/>
@@ -3705,6 +3919,7 @@
           <w:sz w:val="21"/>
           <w:szCs w:val="21"/>
         </w:rPr>
+        <w:lastRenderedPageBreak/>
         <w:t>Change dropdown for Default Cert: to Specified Below</w:t>
       </w:r>
       <w:r>
@@ -3746,6 +3961,7 @@
       <w:r>
         <w:rPr>
           <w:rFonts w:ascii="Arial" w:hAnsi="Arial" w:cs="Arial"/>
+          <w:noProof/>
           <w:sz w:val="21"/>
           <w:szCs w:val="21"/>
         </w:rPr>
@@ -3789,60 +4005,55 @@
     <w:p>
       <w:pPr>
         <w:pStyle w:val="NormalWeb"/>
-        <w:jc w:val="center"/>
         <w:rPr>
           <w:rFonts w:ascii="Arial" w:hAnsi="Arial" w:cs="Arial"/>
           <w:sz w:val="21"/>
           <w:szCs w:val="21"/>
         </w:rPr>
       </w:pPr>
-    </w:p>
-    <w:p>
-      <w:pPr>
-        <w:pStyle w:val="NormalWeb"/>
-        <w:jc w:val="center"/>
+      <w:r>
         <w:rPr>
           <w:rFonts w:ascii="Arial" w:hAnsi="Arial" w:cs="Arial"/>
           <w:sz w:val="21"/>
           <w:szCs w:val="21"/>
         </w:rPr>
-      </w:pPr>
-    </w:p>
-    <w:p>
-      <w:pPr>
-        <w:pStyle w:val="NormalWeb"/>
-        <w:jc w:val="center"/>
+        <w:t>Click the Up arrow next to Key File: and select private-</w:t>
+      </w:r>
+      <w:proofErr w:type="spellStart"/>
+      <w:r>
         <w:rPr>
           <w:rFonts w:ascii="Arial" w:hAnsi="Arial" w:cs="Arial"/>
           <w:sz w:val="21"/>
           <w:szCs w:val="21"/>
         </w:rPr>
-      </w:pPr>
-    </w:p>
-    <w:p>
-      <w:pPr>
-        <w:pStyle w:val="NormalWeb"/>
+        <w:t>key.pem</w:t>
+      </w:r>
+      <w:proofErr w:type="spellEnd"/>
+      <w:r>
         <w:rPr>
           <w:rFonts w:ascii="Arial" w:hAnsi="Arial" w:cs="Arial"/>
           <w:sz w:val="21"/>
           <w:szCs w:val="21"/>
         </w:rPr>
-      </w:pPr>
+        <w:t xml:space="preserve"> </w:t>
+      </w:r>
+      <w:proofErr w:type="spellStart"/>
       <w:r>
         <w:rPr>
           <w:rFonts w:ascii="Arial" w:hAnsi="Arial" w:cs="Arial"/>
           <w:sz w:val="21"/>
           <w:szCs w:val="21"/>
         </w:rPr>
-        <w:t xml:space="preserve">Click the Up arrow next to Key File: and select private-key.pem </w:t>
-      </w:r>
+        <w:t>ound</w:t>
+      </w:r>
+      <w:proofErr w:type="spellEnd"/>
       <w:r>
         <w:rPr>
           <w:rFonts w:ascii="Arial" w:hAnsi="Arial" w:cs="Arial"/>
           <w:sz w:val="21"/>
           <w:szCs w:val="21"/>
         </w:rPr>
-        <w:t>ound in [project root]\[devices]\[device name folder]\</w:t>
+        <w:t xml:space="preserve"> in [project root]\[devices]\[device name folder]\</w:t>
       </w:r>
     </w:p>
     <w:p>
@@ -3854,7 +4065,6 @@
         <w:rPr>
           <w:noProof/>
         </w:rPr>
-        <w:lastRenderedPageBreak/>
         <w:drawing>
           <wp:inline distT="0" distB="0" distL="0" distR="0" wp14:anchorId="49D2F859" wp14:editId="22A5A5EF">
             <wp:extent cx="4967605" cy="3000450"/>
@@ -3943,7 +4153,15 @@
               <w:t xml:space="preserve">Private-key handling: </w:t>
             </w:r>
             <w:r>
-              <w:t>Transfer private-key.pem only to the intended FlexEdge and only through an approved secure method. Do not retain unneeded copies on shared workstations or support-ticket systems.</w:t>
+              <w:t>Transfer private-</w:t>
+            </w:r>
+            <w:proofErr w:type="spellStart"/>
+            <w:r>
+              <w:t>key.pem</w:t>
+            </w:r>
+            <w:proofErr w:type="spellEnd"/>
+            <w:r>
+              <w:t xml:space="preserve"> only to the intended FlexEdge and only through an approved secure method. Do not retain unneeded copies on shared workstations or support-ticket systems.</w:t>
             </w:r>
           </w:p>
         </w:tc>
@@ -4031,6 +4249,7 @@
           <w:sz w:val="21"/>
           <w:szCs w:val="21"/>
         </w:rPr>
+        <w:lastRenderedPageBreak/>
         <w:t>Click ‘OK’ on the confirmation pop-up</w:t>
       </w:r>
     </w:p>
@@ -4128,7 +4347,6 @@
         <w:rPr>
           <w:noProof/>
         </w:rPr>
-        <w:lastRenderedPageBreak/>
         <w:drawing>
           <wp:inline distT="0" distB="0" distL="0" distR="0" wp14:anchorId="4559C9A9" wp14:editId="79BAA71D">
             <wp:extent cx="6191250" cy="301758"/>
@@ -4194,7 +4412,43 @@
           <w:sz w:val="21"/>
           <w:szCs w:val="21"/>
         </w:rPr>
-        <w:t>If you work with Crimson 3.2 database files you can make sure these changes are save to your crimson 3.2 database by following this procedure</w:t>
+        <w:t xml:space="preserve">If you work with Crimson 3.2 database files you can make sure these changes are </w:t>
+      </w:r>
+      <w:proofErr w:type="gramStart"/>
+      <w:r>
+        <w:rPr>
+          <w:rFonts w:ascii="Arial" w:hAnsi="Arial" w:cs="Arial"/>
+          <w:sz w:val="21"/>
+          <w:szCs w:val="21"/>
+        </w:rPr>
+        <w:t>save</w:t>
+      </w:r>
+      <w:proofErr w:type="gramEnd"/>
+      <w:r>
+        <w:rPr>
+          <w:rFonts w:ascii="Arial" w:hAnsi="Arial" w:cs="Arial"/>
+          <w:sz w:val="21"/>
+          <w:szCs w:val="21"/>
+        </w:rPr>
+        <w:t xml:space="preserve"> to your </w:t>
+      </w:r>
+      <w:proofErr w:type="gramStart"/>
+      <w:r>
+        <w:rPr>
+          <w:rFonts w:ascii="Arial" w:hAnsi="Arial" w:cs="Arial"/>
+          <w:sz w:val="21"/>
+          <w:szCs w:val="21"/>
+        </w:rPr>
+        <w:t>crimson</w:t>
+      </w:r>
+      <w:proofErr w:type="gramEnd"/>
+      <w:r>
+        <w:rPr>
+          <w:rFonts w:ascii="Arial" w:hAnsi="Arial" w:cs="Arial"/>
+          <w:sz w:val="21"/>
+          <w:szCs w:val="21"/>
+        </w:rPr>
+        <w:t xml:space="preserve"> 3.2 database by following this procedure</w:t>
       </w:r>
     </w:p>
     <w:p>
@@ -4329,12 +4583,29 @@
           <w:color w:val="667085"/>
           <w:sz w:val="18"/>
         </w:rPr>
-        <w:t>Figure 15 - Save Changes must be selected before restarting the FlexEdge.</w:t>
-      </w:r>
-    </w:p>
-    <w:p>
-      <w:r>
-        <w:lastRenderedPageBreak/>
+        <w:t xml:space="preserve">Figure 15 - Save Changes must be selected before restarting </w:t>
+      </w:r>
+      <w:proofErr w:type="gramStart"/>
+      <w:r>
+        <w:rPr>
+          <w:i/>
+          <w:color w:val="667085"/>
+          <w:sz w:val="18"/>
+        </w:rPr>
+        <w:t>the FlexEdge</w:t>
+      </w:r>
+      <w:proofErr w:type="gramEnd"/>
+      <w:r>
+        <w:rPr>
+          <w:i/>
+          <w:color w:val="667085"/>
+          <w:sz w:val="18"/>
+        </w:rPr>
+        <w:t>.</w:t>
+      </w:r>
+    </w:p>
+    <w:p>
+      <w:r>
         <w:br w:type="page"/>
       </w:r>
     </w:p>
@@ -4412,17 +4683,25 @@
         <w:pStyle w:val="Heading2"/>
       </w:pPr>
       <w:r>
-        <w:t>Validated FlexEdge results</w:t>
-      </w:r>
-    </w:p>
-    <w:p>
-      <w:r>
-        <w:t>The tested DA70 accepted fullchain.pem, served the server and intermediate certificates, validated the IP SAN for 10.255.254.4, and completed a TLS 1.3 handshake with OpenSSL verification code 0.</w:t>
-      </w:r>
-    </w:p>
-    <w:p>
-      <w:pPr>
-        <w:keepNext/>
+        <w:t>Trusted browser result</w:t>
+      </w:r>
+    </w:p>
+    <w:p>
+      <w:r>
+        <w:t xml:space="preserve">Install the generated public root CA using the trust installer, completely restart the browser, and reopen the exact IP address or DNS name included in the certificate. The login page’s Download the C3.2 Root </w:t>
+      </w:r>
+      <w:proofErr w:type="gramStart"/>
+      <w:r>
+        <w:t>Certificate link</w:t>
+      </w:r>
+      <w:proofErr w:type="gramEnd"/>
+      <w:r>
+        <w:t xml:space="preserve"> remains present, but it refers to Crimson’s built-in root and is not used for the custom-PKI workflow.</w:t>
+      </w:r>
+    </w:p>
+    <w:p>
+      <w:pPr>
+        <w:pStyle w:val="NormalWeb"/>
         <w:jc w:val="center"/>
       </w:pPr>
       <w:r>
@@ -4430,10 +4709,10 @@
           <w:noProof/>
         </w:rPr>
         <w:drawing>
-          <wp:inline distT="0" distB="0" distL="0" distR="0" wp14:anchorId="24461806" wp14:editId="30145BFF">
-            <wp:extent cx="5577840" cy="2858522"/>
+          <wp:inline distT="0" distB="0" distL="0" distR="0" wp14:anchorId="5FD7B10A" wp14:editId="70AFA9FE">
+            <wp:extent cx="1809750" cy="400050"/>
             <wp:effectExtent l="0" t="0" r="0" b="0"/>
-            <wp:docPr id="16" name="Picture 16"/>
+            <wp:docPr id="2" name="Picture 1"/>
             <wp:cNvGraphicFramePr>
               <a:graphicFrameLocks xmlns:a="http://schemas.openxmlformats.org/drawingml/2006/main" noChangeAspect="1"/>
             </wp:cNvGraphicFramePr>
@@ -4441,23 +4720,36 @@
               <a:graphicData uri="http://schemas.openxmlformats.org/drawingml/2006/picture">
                 <pic:pic xmlns:pic="http://schemas.openxmlformats.org/drawingml/2006/picture">
                   <pic:nvPicPr>
-                    <pic:cNvPr id="0" name="image(580).png"/>
-                    <pic:cNvPicPr/>
+                    <pic:cNvPr id="0" name="Picture 2"/>
+                    <pic:cNvPicPr>
+                      <a:picLocks noChangeAspect="1" noChangeArrowheads="1"/>
+                    </pic:cNvPicPr>
                   </pic:nvPicPr>
                   <pic:blipFill>
-                    <a:blip r:embed="rId35"/>
+                    <a:blip r:embed="rId35">
+                      <a:extLst>
+                        <a:ext uri="{28A0092B-C50C-407E-A947-70E740481C1C}">
+                          <a14:useLocalDpi xmlns:a14="http://schemas.microsoft.com/office/drawing/2010/main" val="0"/>
+                        </a:ext>
+                      </a:extLst>
+                    </a:blip>
+                    <a:srcRect/>
                     <a:stretch>
                       <a:fillRect/>
                     </a:stretch>
                   </pic:blipFill>
-                  <pic:spPr>
+                  <pic:spPr bwMode="auto">
                     <a:xfrm>
                       <a:off x="0" y="0"/>
-                      <a:ext cx="5577840" cy="2858522"/>
+                      <a:ext cx="1809750" cy="400050"/>
                     </a:xfrm>
                     <a:prstGeom prst="rect">
                       <a:avLst/>
                     </a:prstGeom>
+                    <a:noFill/>
+                    <a:ln>
+                      <a:noFill/>
+                    </a:ln>
                   </pic:spPr>
                 </pic:pic>
               </a:graphicData>
@@ -4468,21 +4760,7 @@
     </w:p>
     <w:p>
       <w:pPr>
-        <w:spacing w:after="200"/>
-        <w:jc w:val="center"/>
-      </w:pPr>
-      <w:r>
-        <w:rPr>
-          <w:i/>
-          <w:color w:val="667085"/>
-          <w:sz w:val="18"/>
-        </w:rPr>
-        <w:t>Figure 16 - After Restart System, the FlexEdge presents the certificate issued by the Industrial Device Issuing CA.</w:t>
-      </w:r>
-    </w:p>
-    <w:p>
-      <w:pPr>
-        <w:keepNext/>
+        <w:pStyle w:val="NormalWeb"/>
         <w:jc w:val="center"/>
       </w:pPr>
       <w:r>
@@ -4490,10 +4768,10 @@
           <w:noProof/>
         </w:rPr>
         <w:drawing>
-          <wp:inline distT="0" distB="0" distL="0" distR="0" wp14:anchorId="181A19DC" wp14:editId="3C5EC6B1">
-            <wp:extent cx="5212080" cy="2671078"/>
+          <wp:inline distT="0" distB="0" distL="0" distR="0" wp14:anchorId="7B6AD6FE" wp14:editId="4CC6D37F">
+            <wp:extent cx="3105150" cy="2552700"/>
             <wp:effectExtent l="0" t="0" r="0" b="0"/>
-            <wp:docPr id="17" name="Picture 17"/>
+            <wp:docPr id="1485080690" name="Picture 3"/>
             <wp:cNvGraphicFramePr>
               <a:graphicFrameLocks xmlns:a="http://schemas.openxmlformats.org/drawingml/2006/main" noChangeAspect="1"/>
             </wp:cNvGraphicFramePr>
@@ -4501,178 +4779,42 @@
               <a:graphicData uri="http://schemas.openxmlformats.org/drawingml/2006/picture">
                 <pic:pic xmlns:pic="http://schemas.openxmlformats.org/drawingml/2006/picture">
                   <pic:nvPicPr>
-                    <pic:cNvPr id="0" name="image(581).png"/>
-                    <pic:cNvPicPr/>
+                    <pic:cNvPr id="0" name="Picture 4"/>
+                    <pic:cNvPicPr>
+                      <a:picLocks noChangeAspect="1" noChangeArrowheads="1"/>
+                    </pic:cNvPicPr>
                   </pic:nvPicPr>
                   <pic:blipFill>
-                    <a:blip r:embed="rId36"/>
+                    <a:blip r:embed="rId36">
+                      <a:extLst>
+                        <a:ext uri="{28A0092B-C50C-407E-A947-70E740481C1C}">
+                          <a14:useLocalDpi xmlns:a14="http://schemas.microsoft.com/office/drawing/2010/main" val="0"/>
+                        </a:ext>
+                      </a:extLst>
+                    </a:blip>
+                    <a:srcRect/>
                     <a:stretch>
                       <a:fillRect/>
                     </a:stretch>
                   </pic:blipFill>
-                  <pic:spPr>
+                  <pic:spPr bwMode="auto">
                     <a:xfrm>
                       <a:off x="0" y="0"/>
-                      <a:ext cx="5212080" cy="2671078"/>
+                      <a:ext cx="3105150" cy="2552700"/>
                     </a:xfrm>
                     <a:prstGeom prst="rect">
                       <a:avLst/>
                     </a:prstGeom>
+                    <a:noFill/>
+                    <a:ln>
+                      <a:noFill/>
+                    </a:ln>
                   </pic:spPr>
                 </pic:pic>
               </a:graphicData>
             </a:graphic>
           </wp:inline>
         </w:drawing>
-      </w:r>
-    </w:p>
-    <w:p>
-      <w:pPr>
-        <w:spacing w:after="200"/>
-        <w:jc w:val="center"/>
-      </w:pPr>
-      <w:r>
-        <w:rPr>
-          <w:i/>
-          <w:color w:val="667085"/>
-          <w:sz w:val="18"/>
-        </w:rPr>
-        <w:t>Figure 17 - Crimson certificate viewer showing the customer-managed subject, issuer, and validity period.</w:t>
-      </w:r>
-    </w:p>
-    <w:p>
-      <w:pPr>
-        <w:pStyle w:val="Heading2"/>
-      </w:pPr>
-      <w:r>
-        <w:lastRenderedPageBreak/>
-        <w:t>Trusted browser result</w:t>
-      </w:r>
-    </w:p>
-    <w:p>
-      <w:r>
-        <w:t>Install the generated public root CA using the trust installer, completely restart the browser, and reopen the exact IP address or DNS name included in the certificate. The login page’s Download the C3.2 Root Certificate link remains present, but it refers to Crimson’s built-in root and is not used for the custom-PKI workflow.</w:t>
-      </w:r>
-    </w:p>
-    <w:p>
-      <w:pPr>
-        <w:keepNext/>
-        <w:jc w:val="center"/>
-      </w:pPr>
-      <w:r>
-        <w:rPr>
-          <w:noProof/>
-        </w:rPr>
-        <w:drawing>
-          <wp:inline distT="0" distB="0" distL="0" distR="0" wp14:anchorId="1AF94FDE" wp14:editId="6979A9C6">
-            <wp:extent cx="5577840" cy="3956010"/>
-            <wp:effectExtent l="0" t="0" r="0" b="0"/>
-            <wp:docPr id="18" name="Picture 18"/>
-            <wp:cNvGraphicFramePr>
-              <a:graphicFrameLocks xmlns:a="http://schemas.openxmlformats.org/drawingml/2006/main" noChangeAspect="1"/>
-            </wp:cNvGraphicFramePr>
-            <a:graphic xmlns:a="http://schemas.openxmlformats.org/drawingml/2006/main">
-              <a:graphicData uri="http://schemas.openxmlformats.org/drawingml/2006/picture">
-                <pic:pic xmlns:pic="http://schemas.openxmlformats.org/drawingml/2006/picture">
-                  <pic:nvPicPr>
-                    <pic:cNvPr id="0" name="image(583).png"/>
-                    <pic:cNvPicPr/>
-                  </pic:nvPicPr>
-                  <pic:blipFill>
-                    <a:blip r:embed="rId37"/>
-                    <a:stretch>
-                      <a:fillRect/>
-                    </a:stretch>
-                  </pic:blipFill>
-                  <pic:spPr>
-                    <a:xfrm>
-                      <a:off x="0" y="0"/>
-                      <a:ext cx="5577840" cy="3956010"/>
-                    </a:xfrm>
-                    <a:prstGeom prst="rect">
-                      <a:avLst/>
-                    </a:prstGeom>
-                  </pic:spPr>
-                </pic:pic>
-              </a:graphicData>
-            </a:graphic>
-          </wp:inline>
-        </w:drawing>
-      </w:r>
-    </w:p>
-    <w:p>
-      <w:pPr>
-        <w:spacing w:after="200"/>
-        <w:jc w:val="center"/>
-      </w:pPr>
-      <w:r>
-        <w:rPr>
-          <w:i/>
-          <w:color w:val="667085"/>
-          <w:sz w:val="18"/>
-        </w:rPr>
-        <w:t>Figure 18 - Trusted Crimson login page with no certificate warning.</w:t>
-      </w:r>
-    </w:p>
-    <w:p>
-      <w:pPr>
-        <w:keepNext/>
-        <w:jc w:val="center"/>
-      </w:pPr>
-      <w:r>
-        <w:rPr>
-          <w:noProof/>
-        </w:rPr>
-        <w:lastRenderedPageBreak/>
-        <w:drawing>
-          <wp:inline distT="0" distB="0" distL="0" distR="0" wp14:anchorId="7B72FE9F" wp14:editId="059F16F9">
-            <wp:extent cx="5577840" cy="3956010"/>
-            <wp:effectExtent l="0" t="0" r="0" b="0"/>
-            <wp:docPr id="19" name="Picture 19"/>
-            <wp:cNvGraphicFramePr>
-              <a:graphicFrameLocks xmlns:a="http://schemas.openxmlformats.org/drawingml/2006/main" noChangeAspect="1"/>
-            </wp:cNvGraphicFramePr>
-            <a:graphic xmlns:a="http://schemas.openxmlformats.org/drawingml/2006/main">
-              <a:graphicData uri="http://schemas.openxmlformats.org/drawingml/2006/picture">
-                <pic:pic xmlns:pic="http://schemas.openxmlformats.org/drawingml/2006/picture">
-                  <pic:nvPicPr>
-                    <pic:cNvPr id="0" name="image(584).png"/>
-                    <pic:cNvPicPr/>
-                  </pic:nvPicPr>
-                  <pic:blipFill>
-                    <a:blip r:embed="rId38"/>
-                    <a:stretch>
-                      <a:fillRect/>
-                    </a:stretch>
-                  </pic:blipFill>
-                  <pic:spPr>
-                    <a:xfrm>
-                      <a:off x="0" y="0"/>
-                      <a:ext cx="5577840" cy="3956010"/>
-                    </a:xfrm>
-                    <a:prstGeom prst="rect">
-                      <a:avLst/>
-                    </a:prstGeom>
-                  </pic:spPr>
-                </pic:pic>
-              </a:graphicData>
-            </a:graphic>
-          </wp:inline>
-        </w:drawing>
-      </w:r>
-    </w:p>
-    <w:p>
-      <w:pPr>
-        <w:spacing w:after="200"/>
-        <w:jc w:val="center"/>
-      </w:pPr>
-      <w:r>
-        <w:rPr>
-          <w:i/>
-          <w:color w:val="667085"/>
-          <w:sz w:val="18"/>
-        </w:rPr>
-        <w:t>Figure 19 - Crimson 3.2 System Web Server operating normally after custom-certificate deployment.</w:t>
       </w:r>
     </w:p>
     <w:p>
@@ -4755,11 +4897,7 @@
             </w:tcMar>
             <w:vAlign w:val="center"/>
           </w:tcPr>
-          <w:p>
-            <w:r>
-              <w:t>Crimson rejects the private key</w:t>
-            </w:r>
-          </w:p>
+          <w:p/>
         </w:tc>
         <w:tc>
           <w:tcPr>
@@ -4772,11 +4910,7 @@
             </w:tcMar>
             <w:vAlign w:val="center"/>
           </w:tcPr>
-          <w:p>
-            <w:r>
-              <w:t>Confirm the file is PEM encoded, the password is correct, and the key matches the certificate. Revalidate the package in Industrial Certificate Assistant.</w:t>
-            </w:r>
-          </w:p>
+          <w:p/>
         </w:tc>
       </w:tr>
       <w:tr>
@@ -4813,7 +4947,55 @@
           </w:tcPr>
           <w:p>
             <w:r>
-              <w:t>Install the correct root CA on the PC and confirm the FlexEdge is serving the intermediate CA certificate in fullchain.pem.</w:t>
+              <w:t xml:space="preserve">Install the correct root CA on the PC and confirm </w:t>
+            </w:r>
+            <w:r>
+              <w:t>FlexEdge</w:t>
+            </w:r>
+            <w:r>
+              <w:t xml:space="preserve"> is serving the intermediate CA certificate in fullchain.pem.</w:t>
+            </w:r>
+          </w:p>
+          <w:p>
+            <w:pPr>
+              <w:jc w:val="center"/>
+            </w:pPr>
+            <w:r>
+              <w:drawing>
+                <wp:inline distT="0" distB="0" distL="0" distR="0" wp14:anchorId="2E56B374" wp14:editId="26DF699E">
+                  <wp:extent cx="2169297" cy="1352550"/>
+                  <wp:effectExtent l="0" t="0" r="2540" b="0"/>
+                  <wp:docPr id="2144852801" name="Picture 1"/>
+                  <wp:cNvGraphicFramePr>
+                    <a:graphicFrameLocks xmlns:a="http://schemas.openxmlformats.org/drawingml/2006/main" noChangeAspect="1"/>
+                  </wp:cNvGraphicFramePr>
+                  <a:graphic xmlns:a="http://schemas.openxmlformats.org/drawingml/2006/main">
+                    <a:graphicData uri="http://schemas.openxmlformats.org/drawingml/2006/picture">
+                      <pic:pic xmlns:pic="http://schemas.openxmlformats.org/drawingml/2006/picture">
+                        <pic:nvPicPr>
+                          <pic:cNvPr id="2144852801" name=""/>
+                          <pic:cNvPicPr/>
+                        </pic:nvPicPr>
+                        <pic:blipFill>
+                          <a:blip r:embed="rId37"/>
+                          <a:stretch>
+                            <a:fillRect/>
+                          </a:stretch>
+                        </pic:blipFill>
+                        <pic:spPr>
+                          <a:xfrm>
+                            <a:off x="0" y="0"/>
+                            <a:ext cx="2215883" cy="1381596"/>
+                          </a:xfrm>
+                          <a:prstGeom prst="rect">
+                            <a:avLst/>
+                          </a:prstGeom>
+                        </pic:spPr>
+                      </pic:pic>
+                    </a:graphicData>
+                  </a:graphic>
+                </wp:inline>
+              </w:drawing>
             </w:r>
           </w:p>
         </w:tc>
@@ -4833,6 +5015,7 @@
             </w:tcMar>
             <w:vAlign w:val="center"/>
           </w:tcPr>
+          <w:p/>
           <w:p>
             <w:r>
               <w:t>Name mismatch</w:t>
@@ -4850,6 +5033,7 @@
             </w:tcMar>
             <w:vAlign w:val="center"/>
           </w:tcPr>
+          <w:p/>
           <w:p>
             <w:r>
               <w:t>Regenerate or reissue the certificate with the exact IP address or hostname in Subject Alternative Name.</w:t>
@@ -4941,64 +5125,101 @@
         <w:pStyle w:val="Heading1"/>
       </w:pPr>
       <w:r>
-        <w:lastRenderedPageBreak/>
         <w:t>Completion checklist</w:t>
       </w:r>
     </w:p>
     <w:p>
       <w:pPr>
         <w:pStyle w:val="ListBullet"/>
-      </w:pPr>
-      <w:r>
-        <w:t xml:space="preserve"> The private key matches the installed server certificate.</w:t>
+        <w:numPr>
+          <w:ilvl w:val="0"/>
+          <w:numId w:val="0"/>
+        </w:numPr>
+        <w:ind w:left="547" w:hanging="274"/>
+      </w:pPr>
+      <w:r>
+        <w:t>The private key matches the installed server certificate.</w:t>
       </w:r>
     </w:p>
     <w:p>
       <w:pPr>
         <w:pStyle w:val="ListBullet"/>
-      </w:pPr>
-      <w:r>
-        <w:t xml:space="preserve"> Every administrator-facing IP address and DNS name appears as a Subject Alternative Name.</w:t>
+        <w:numPr>
+          <w:ilvl w:val="0"/>
+          <w:numId w:val="0"/>
+        </w:numPr>
+        <w:ind w:left="273"/>
+      </w:pPr>
+      <w:r>
+        <w:t>Every administrator-facing IP address and DNS name appears as a Subject Alternative Name.</w:t>
       </w:r>
     </w:p>
     <w:p>
       <w:pPr>
         <w:pStyle w:val="ListBullet"/>
-      </w:pPr>
-      <w:r>
-        <w:t xml:space="preserve"> The FlexEdge supplies the server certificate and required intermediate certificate.</w:t>
+        <w:numPr>
+          <w:ilvl w:val="0"/>
+          <w:numId w:val="0"/>
+        </w:numPr>
+        <w:ind w:left="273"/>
+      </w:pPr>
+      <w:r>
+        <w:t>FlexEdge</w:t>
+      </w:r>
+      <w:r>
+        <w:t xml:space="preserve"> supplies the server certificate and required intermediate certificate.</w:t>
       </w:r>
     </w:p>
     <w:p>
       <w:pPr>
         <w:pStyle w:val="ListBullet"/>
-      </w:pPr>
-      <w:r>
-        <w:t xml:space="preserve"> Administrator PCs trust the correct root CA.</w:t>
+        <w:numPr>
+          <w:ilvl w:val="0"/>
+          <w:numId w:val="0"/>
+        </w:numPr>
+        <w:ind w:left="273"/>
+      </w:pPr>
+      <w:r>
+        <w:t>Administrator PCs trust the correct root CA.</w:t>
       </w:r>
     </w:p>
     <w:p>
       <w:pPr>
         <w:pStyle w:val="ListBullet"/>
-      </w:pPr>
-      <w:r>
-        <w:t xml:space="preserve"> The System Web Server opens securely on TCP port 4443.</w:t>
+        <w:numPr>
+          <w:ilvl w:val="0"/>
+          <w:numId w:val="0"/>
+        </w:numPr>
+        <w:ind w:left="273"/>
+      </w:pPr>
+      <w:r>
+        <w:t>The System Web Server opens securely on TCP port 4443.</w:t>
       </w:r>
     </w:p>
     <w:p>
       <w:pPr>
         <w:pStyle w:val="ListBullet"/>
-      </w:pPr>
-      <w:r>
-        <w:t xml:space="preserve"> Save Changes was completed and the FlexEdge was restarted after selecting the new identity.</w:t>
+        <w:numPr>
+          <w:ilvl w:val="0"/>
+          <w:numId w:val="0"/>
+        </w:numPr>
+        <w:ind w:left="273"/>
+      </w:pPr>
+      <w:r>
+        <w:t>Save Changes was completed and the FlexEdge was restarted after selecting the new identity.</w:t>
       </w:r>
     </w:p>
     <w:p>
       <w:pPr>
         <w:pStyle w:val="ListBullet"/>
-      </w:pPr>
-      <w:r>
-        <w:t xml:space="preserve"> CA and device private keys are backed up, access-controlled, and excluded from tickets and email.</w:t>
+        <w:numPr>
+          <w:ilvl w:val="0"/>
+          <w:numId w:val="0"/>
+        </w:numPr>
+        <w:ind w:left="273"/>
+      </w:pPr>
+      <w:r>
+        <w:t>CA and device private keys are backed up, access-controlled, and excluded from tickets and email.</w:t>
       </w:r>
     </w:p>
     <w:p>
@@ -5006,810 +5227,9 @@
         <w:br w:type="page"/>
       </w:r>
     </w:p>
-    <w:p>
-      <w:pPr>
-        <w:pStyle w:val="Heading1"/>
-      </w:pPr>
-      <w:r>
-        <w:lastRenderedPageBreak/>
-        <w:t>Additional Option 2 Deployment Screenshots</w:t>
-      </w:r>
-    </w:p>
-    <w:p>
-      <w:r>
-        <w:t>These screenshots document the updated device-certificate deployment flow, including the device web server pages, installer automation, certificate selection, save operations, and post-reboot verification.</w:t>
-      </w:r>
-    </w:p>
-    <w:p>
-      <w:pPr>
-        <w:pStyle w:val="Heading2"/>
-      </w:pPr>
-      <w:r>
-        <w:t>Issue Device Certificate</w:t>
-      </w:r>
-    </w:p>
-    <w:p>
-      <w:r>
-        <w:t>Figure 20 - Updated Issue Device Certificate page with the FlexEdge private-key encryption control removed from the GUI workflow.</w:t>
-      </w:r>
-    </w:p>
-    <w:p>
-      <w:pPr>
-        <w:jc w:val="center"/>
-      </w:pPr>
-      <w:r>
-        <w:rPr>
-          <w:noProof/>
-        </w:rPr>
-        <w:drawing>
-          <wp:inline distT="0" distB="0" distL="0" distR="0" wp14:anchorId="4340EFA7" wp14:editId="2D369F0E">
-            <wp:extent cx="5943600" cy="4067729"/>
-            <wp:effectExtent l="0" t="0" r="0" b="0"/>
-            <wp:docPr id="20" name="Picture 20"/>
-            <wp:cNvGraphicFramePr>
-              <a:graphicFrameLocks xmlns:a="http://schemas.openxmlformats.org/drawingml/2006/main" noChangeAspect="1"/>
-            </wp:cNvGraphicFramePr>
-            <a:graphic xmlns:a="http://schemas.openxmlformats.org/drawingml/2006/main">
-              <a:graphicData uri="http://schemas.openxmlformats.org/drawingml/2006/picture">
-                <pic:pic xmlns:pic="http://schemas.openxmlformats.org/drawingml/2006/picture">
-                  <pic:nvPicPr>
-                    <pic:cNvPr id="0" name="ss25.png"/>
-                    <pic:cNvPicPr/>
-                  </pic:nvPicPr>
-                  <pic:blipFill>
-                    <a:blip r:embed="rId39"/>
-                    <a:stretch>
-                      <a:fillRect/>
-                    </a:stretch>
-                  </pic:blipFill>
-                  <pic:spPr>
-                    <a:xfrm>
-                      <a:off x="0" y="0"/>
-                      <a:ext cx="5943600" cy="4067729"/>
-                    </a:xfrm>
-                    <a:prstGeom prst="rect">
-                      <a:avLst/>
-                    </a:prstGeom>
-                  </pic:spPr>
-                </pic:pic>
-              </a:graphicData>
-            </a:graphic>
-          </wp:inline>
-        </w:drawing>
-      </w:r>
-    </w:p>
-    <w:p>
-      <w:pPr>
-        <w:pStyle w:val="Heading2"/>
-      </w:pPr>
-      <w:r>
-        <w:t>Trust Installer Automation</w:t>
-      </w:r>
-    </w:p>
-    <w:p>
-      <w:r>
-        <w:t>Figure 21 - Trusted installers directory with the Windows PowerShell automation command typed at the prompt.</w:t>
-      </w:r>
-    </w:p>
-    <w:p>
-      <w:pPr>
-        <w:jc w:val="center"/>
-      </w:pPr>
-      <w:r>
-        <w:rPr>
-          <w:noProof/>
-        </w:rPr>
-        <w:drawing>
-          <wp:inline distT="0" distB="0" distL="0" distR="0" wp14:anchorId="23809735" wp14:editId="17358BCC">
-            <wp:extent cx="5943600" cy="183878"/>
-            <wp:effectExtent l="0" t="0" r="0" b="0"/>
-            <wp:docPr id="21" name="Picture 21"/>
-            <wp:cNvGraphicFramePr>
-              <a:graphicFrameLocks xmlns:a="http://schemas.openxmlformats.org/drawingml/2006/main" noChangeAspect="1"/>
-            </wp:cNvGraphicFramePr>
-            <a:graphic xmlns:a="http://schemas.openxmlformats.org/drawingml/2006/main">
-              <a:graphicData uri="http://schemas.openxmlformats.org/drawingml/2006/picture">
-                <pic:pic xmlns:pic="http://schemas.openxmlformats.org/drawingml/2006/picture">
-                  <pic:nvPicPr>
-                    <pic:cNvPr id="0" name="ss26.png"/>
-                    <pic:cNvPicPr/>
-                  </pic:nvPicPr>
-                  <pic:blipFill>
-                    <a:blip r:embed="rId40"/>
-                    <a:stretch>
-                      <a:fillRect/>
-                    </a:stretch>
-                  </pic:blipFill>
-                  <pic:spPr>
-                    <a:xfrm>
-                      <a:off x="0" y="0"/>
-                      <a:ext cx="5943600" cy="183878"/>
-                    </a:xfrm>
-                    <a:prstGeom prst="rect">
-                      <a:avLst/>
-                    </a:prstGeom>
-                  </pic:spPr>
-                </pic:pic>
-              </a:graphicData>
-            </a:graphic>
-          </wp:inline>
-        </w:drawing>
-      </w:r>
-    </w:p>
-    <w:p>
-      <w:r>
-        <w:t>Figure 22 - Verification prompt showing INSTALL entered to continue the PowerShell automation script.</w:t>
-      </w:r>
-    </w:p>
-    <w:p>
-      <w:pPr>
-        <w:jc w:val="center"/>
-      </w:pPr>
-      <w:r>
-        <w:rPr>
-          <w:noProof/>
-        </w:rPr>
-        <w:drawing>
-          <wp:inline distT="0" distB="0" distL="0" distR="0" wp14:anchorId="7C40C5C8" wp14:editId="5BF07E18">
-            <wp:extent cx="5943600" cy="625094"/>
-            <wp:effectExtent l="0" t="0" r="0" b="0"/>
-            <wp:docPr id="22" name="Picture 22"/>
-            <wp:cNvGraphicFramePr>
-              <a:graphicFrameLocks xmlns:a="http://schemas.openxmlformats.org/drawingml/2006/main" noChangeAspect="1"/>
-            </wp:cNvGraphicFramePr>
-            <a:graphic xmlns:a="http://schemas.openxmlformats.org/drawingml/2006/main">
-              <a:graphicData uri="http://schemas.openxmlformats.org/drawingml/2006/picture">
-                <pic:pic xmlns:pic="http://schemas.openxmlformats.org/drawingml/2006/picture">
-                  <pic:nvPicPr>
-                    <pic:cNvPr id="0" name="ss27.png"/>
-                    <pic:cNvPicPr/>
-                  </pic:nvPicPr>
-                  <pic:blipFill>
-                    <a:blip r:embed="rId41"/>
-                    <a:stretch>
-                      <a:fillRect/>
-                    </a:stretch>
-                  </pic:blipFill>
-                  <pic:spPr>
-                    <a:xfrm>
-                      <a:off x="0" y="0"/>
-                      <a:ext cx="5943600" cy="625094"/>
-                    </a:xfrm>
-                    <a:prstGeom prst="rect">
-                      <a:avLst/>
-                    </a:prstGeom>
-                  </pic:spPr>
-                </pic:pic>
-              </a:graphicData>
-            </a:graphic>
-          </wp:inline>
-        </w:drawing>
-      </w:r>
-    </w:p>
-    <w:p>
-      <w:r>
-        <w:t>Figure 23 - Successful completion of the PowerShell automation script.</w:t>
-      </w:r>
-    </w:p>
-    <w:p>
-      <w:pPr>
-        <w:jc w:val="center"/>
-      </w:pPr>
-      <w:r>
-        <w:rPr>
-          <w:noProof/>
-        </w:rPr>
-        <w:drawing>
-          <wp:inline distT="0" distB="0" distL="0" distR="0" wp14:anchorId="3422430C" wp14:editId="21730585">
-            <wp:extent cx="5943600" cy="942278"/>
-            <wp:effectExtent l="0" t="0" r="0" b="0"/>
-            <wp:docPr id="23" name="Picture 23"/>
-            <wp:cNvGraphicFramePr>
-              <a:graphicFrameLocks xmlns:a="http://schemas.openxmlformats.org/drawingml/2006/main" noChangeAspect="1"/>
-            </wp:cNvGraphicFramePr>
-            <a:graphic xmlns:a="http://schemas.openxmlformats.org/drawingml/2006/main">
-              <a:graphicData uri="http://schemas.openxmlformats.org/drawingml/2006/picture">
-                <pic:pic xmlns:pic="http://schemas.openxmlformats.org/drawingml/2006/picture">
-                  <pic:nvPicPr>
-                    <pic:cNvPr id="0" name="ss28.png"/>
-                    <pic:cNvPicPr/>
-                  </pic:nvPicPr>
-                  <pic:blipFill>
-                    <a:blip r:embed="rId25"/>
-                    <a:stretch>
-                      <a:fillRect/>
-                    </a:stretch>
-                  </pic:blipFill>
-                  <pic:spPr>
-                    <a:xfrm>
-                      <a:off x="0" y="0"/>
-                      <a:ext cx="5943600" cy="942278"/>
-                    </a:xfrm>
-                    <a:prstGeom prst="rect">
-                      <a:avLst/>
-                    </a:prstGeom>
-                  </pic:spPr>
-                </pic:pic>
-              </a:graphicData>
-            </a:graphic>
-          </wp:inline>
-        </w:drawing>
-      </w:r>
-    </w:p>
-    <w:p>
-      <w:pPr>
-        <w:pStyle w:val="Heading2"/>
-      </w:pPr>
-      <w:r>
-        <w:lastRenderedPageBreak/>
-        <w:t>Crimson Web Server Configuration</w:t>
-      </w:r>
-    </w:p>
-    <w:p>
-      <w:r>
-        <w:t>Figure 24 - Crimson 3.2 System Web Server homepage.</w:t>
-      </w:r>
-    </w:p>
-    <w:p>
-      <w:pPr>
-        <w:jc w:val="center"/>
-      </w:pPr>
-      <w:r>
-        <w:rPr>
-          <w:noProof/>
-        </w:rPr>
-        <w:drawing>
-          <wp:inline distT="0" distB="0" distL="0" distR="0" wp14:anchorId="54A770D8" wp14:editId="36A0EAC8">
-            <wp:extent cx="5943600" cy="3711262"/>
-            <wp:effectExtent l="0" t="0" r="0" b="0"/>
-            <wp:docPr id="24" name="Picture 24"/>
-            <wp:cNvGraphicFramePr>
-              <a:graphicFrameLocks xmlns:a="http://schemas.openxmlformats.org/drawingml/2006/main" noChangeAspect="1"/>
-            </wp:cNvGraphicFramePr>
-            <a:graphic xmlns:a="http://schemas.openxmlformats.org/drawingml/2006/main">
-              <a:graphicData uri="http://schemas.openxmlformats.org/drawingml/2006/picture">
-                <pic:pic xmlns:pic="http://schemas.openxmlformats.org/drawingml/2006/picture">
-                  <pic:nvPicPr>
-                    <pic:cNvPr id="0" name="ss29.png"/>
-                    <pic:cNvPicPr/>
-                  </pic:nvPicPr>
-                  <pic:blipFill>
-                    <a:blip r:embed="rId26"/>
-                    <a:stretch>
-                      <a:fillRect/>
-                    </a:stretch>
-                  </pic:blipFill>
-                  <pic:spPr>
-                    <a:xfrm>
-                      <a:off x="0" y="0"/>
-                      <a:ext cx="5943600" cy="3711262"/>
-                    </a:xfrm>
-                    <a:prstGeom prst="rect">
-                      <a:avLst/>
-                    </a:prstGeom>
-                  </pic:spPr>
-                </pic:pic>
-              </a:graphicData>
-            </a:graphic>
-          </wp:inline>
-        </w:drawing>
-      </w:r>
-    </w:p>
-    <w:p>
-      <w:r>
-        <w:t>Figure 25 - Configuration &gt; System &gt; Identity page for updating the server certificate.</w:t>
-      </w:r>
-    </w:p>
-    <w:p>
-      <w:pPr>
-        <w:jc w:val="center"/>
-      </w:pPr>
-      <w:r>
-        <w:rPr>
-          <w:noProof/>
-        </w:rPr>
-        <w:drawing>
-          <wp:inline distT="0" distB="0" distL="0" distR="0" wp14:anchorId="565BCC1A" wp14:editId="1AB1EC4C">
-            <wp:extent cx="5943600" cy="3568099"/>
-            <wp:effectExtent l="0" t="0" r="0" b="0"/>
-            <wp:docPr id="25" name="Picture 25"/>
-            <wp:cNvGraphicFramePr>
-              <a:graphicFrameLocks xmlns:a="http://schemas.openxmlformats.org/drawingml/2006/main" noChangeAspect="1"/>
-            </wp:cNvGraphicFramePr>
-            <a:graphic xmlns:a="http://schemas.openxmlformats.org/drawingml/2006/main">
-              <a:graphicData uri="http://schemas.openxmlformats.org/drawingml/2006/picture">
-                <pic:pic xmlns:pic="http://schemas.openxmlformats.org/drawingml/2006/picture">
-                  <pic:nvPicPr>
-                    <pic:cNvPr id="0" name="ss30.png"/>
-                    <pic:cNvPicPr/>
-                  </pic:nvPicPr>
-                  <pic:blipFill>
-                    <a:blip r:embed="rId27"/>
-                    <a:stretch>
-                      <a:fillRect/>
-                    </a:stretch>
-                  </pic:blipFill>
-                  <pic:spPr>
-                    <a:xfrm>
-                      <a:off x="0" y="0"/>
-                      <a:ext cx="5943600" cy="3568099"/>
-                    </a:xfrm>
-                    <a:prstGeom prst="rect">
-                      <a:avLst/>
-                    </a:prstGeom>
-                  </pic:spPr>
-                </pic:pic>
-              </a:graphicData>
-            </a:graphic>
-          </wp:inline>
-        </w:drawing>
-      </w:r>
-    </w:p>
-    <w:p>
-      <w:r>
-        <w:t>Figure 26 - Browse dialog used to select fullchain.pem as the certificate file.</w:t>
-      </w:r>
-    </w:p>
-    <w:p>
-      <w:pPr>
-        <w:jc w:val="center"/>
-      </w:pPr>
-      <w:r>
-        <w:rPr>
-          <w:noProof/>
-        </w:rPr>
-        <w:lastRenderedPageBreak/>
-        <w:drawing>
-          <wp:inline distT="0" distB="0" distL="0" distR="0" wp14:anchorId="36C2D3D6" wp14:editId="6B45835E">
-            <wp:extent cx="5943600" cy="3591567"/>
-            <wp:effectExtent l="0" t="0" r="0" b="0"/>
-            <wp:docPr id="26" name="Picture 26"/>
-            <wp:cNvGraphicFramePr>
-              <a:graphicFrameLocks xmlns:a="http://schemas.openxmlformats.org/drawingml/2006/main" noChangeAspect="1"/>
-            </wp:cNvGraphicFramePr>
-            <a:graphic xmlns:a="http://schemas.openxmlformats.org/drawingml/2006/main">
-              <a:graphicData uri="http://schemas.openxmlformats.org/drawingml/2006/picture">
-                <pic:pic xmlns:pic="http://schemas.openxmlformats.org/drawingml/2006/picture">
-                  <pic:nvPicPr>
-                    <pic:cNvPr id="0" name="ss31.png"/>
-                    <pic:cNvPicPr/>
-                  </pic:nvPicPr>
-                  <pic:blipFill>
-                    <a:blip r:embed="rId42"/>
-                    <a:stretch>
-                      <a:fillRect/>
-                    </a:stretch>
-                  </pic:blipFill>
-                  <pic:spPr>
-                    <a:xfrm>
-                      <a:off x="0" y="0"/>
-                      <a:ext cx="5943600" cy="3591567"/>
-                    </a:xfrm>
-                    <a:prstGeom prst="rect">
-                      <a:avLst/>
-                    </a:prstGeom>
-                  </pic:spPr>
-                </pic:pic>
-              </a:graphicData>
-            </a:graphic>
-          </wp:inline>
-        </w:drawing>
-      </w:r>
-    </w:p>
-    <w:p>
-      <w:r>
-        <w:t>Figure 27 - Browse dialog used to select private-key.pem as the key file.</w:t>
-      </w:r>
-    </w:p>
-    <w:p>
-      <w:pPr>
-        <w:jc w:val="center"/>
-      </w:pPr>
-      <w:r>
-        <w:rPr>
-          <w:noProof/>
-        </w:rPr>
-        <w:drawing>
-          <wp:inline distT="0" distB="0" distL="0" distR="0" wp14:anchorId="64CDAA0D" wp14:editId="4101AD22">
-            <wp:extent cx="5943600" cy="3588662"/>
-            <wp:effectExtent l="0" t="0" r="0" b="0"/>
-            <wp:docPr id="27" name="Picture 27"/>
-            <wp:cNvGraphicFramePr>
-              <a:graphicFrameLocks xmlns:a="http://schemas.openxmlformats.org/drawingml/2006/main" noChangeAspect="1"/>
-            </wp:cNvGraphicFramePr>
-            <a:graphic xmlns:a="http://schemas.openxmlformats.org/drawingml/2006/main">
-              <a:graphicData uri="http://schemas.openxmlformats.org/drawingml/2006/picture">
-                <pic:pic xmlns:pic="http://schemas.openxmlformats.org/drawingml/2006/picture">
-                  <pic:nvPicPr>
-                    <pic:cNvPr id="0" name="ss32.png"/>
-                    <pic:cNvPicPr/>
-                  </pic:nvPicPr>
-                  <pic:blipFill>
-                    <a:blip r:embed="rId29"/>
-                    <a:stretch>
-                      <a:fillRect/>
-                    </a:stretch>
-                  </pic:blipFill>
-                  <pic:spPr>
-                    <a:xfrm>
-                      <a:off x="0" y="0"/>
-                      <a:ext cx="5943600" cy="3588662"/>
-                    </a:xfrm>
-                    <a:prstGeom prst="rect">
-                      <a:avLst/>
-                    </a:prstGeom>
-                  </pic:spPr>
-                </pic:pic>
-              </a:graphicData>
-            </a:graphic>
-          </wp:inline>
-        </w:drawing>
-      </w:r>
-    </w:p>
-    <w:p>
-      <w:r>
-        <w:t>Figure 28 - Configuration save icon used to commit the new identity settings.</w:t>
-      </w:r>
-    </w:p>
-    <w:p>
-      <w:pPr>
-        <w:jc w:val="center"/>
-      </w:pPr>
-      <w:r>
-        <w:rPr>
-          <w:noProof/>
-        </w:rPr>
-        <w:lastRenderedPageBreak/>
-        <w:drawing>
-          <wp:inline distT="0" distB="0" distL="0" distR="0" wp14:anchorId="785BC737" wp14:editId="73F68F53">
-            <wp:extent cx="5943600" cy="1796510"/>
-            <wp:effectExtent l="0" t="0" r="0" b="0"/>
-            <wp:docPr id="28" name="Picture 28"/>
-            <wp:cNvGraphicFramePr>
-              <a:graphicFrameLocks xmlns:a="http://schemas.openxmlformats.org/drawingml/2006/main" noChangeAspect="1"/>
-            </wp:cNvGraphicFramePr>
-            <a:graphic xmlns:a="http://schemas.openxmlformats.org/drawingml/2006/main">
-              <a:graphicData uri="http://schemas.openxmlformats.org/drawingml/2006/picture">
-                <pic:pic xmlns:pic="http://schemas.openxmlformats.org/drawingml/2006/picture">
-                  <pic:nvPicPr>
-                    <pic:cNvPr id="0" name="ss33.png"/>
-                    <pic:cNvPicPr/>
-                  </pic:nvPicPr>
-                  <pic:blipFill>
-                    <a:blip r:embed="rId30"/>
-                    <a:stretch>
-                      <a:fillRect/>
-                    </a:stretch>
-                  </pic:blipFill>
-                  <pic:spPr>
-                    <a:xfrm>
-                      <a:off x="0" y="0"/>
-                      <a:ext cx="5943600" cy="1796510"/>
-                    </a:xfrm>
-                    <a:prstGeom prst="rect">
-                      <a:avLst/>
-                    </a:prstGeom>
-                  </pic:spPr>
-                </pic:pic>
-              </a:graphicData>
-            </a:graphic>
-          </wp:inline>
-        </w:drawing>
-      </w:r>
-    </w:p>
-    <w:p>
-      <w:r>
-        <w:t>Figure 29 - Configuration save confirmation pop-up.</w:t>
-      </w:r>
-    </w:p>
-    <w:p>
-      <w:pPr>
-        <w:jc w:val="center"/>
-      </w:pPr>
-      <w:r>
-        <w:rPr>
-          <w:noProof/>
-        </w:rPr>
-        <w:drawing>
-          <wp:inline distT="0" distB="0" distL="0" distR="0" wp14:anchorId="54E55737" wp14:editId="7D4FC0C1">
-            <wp:extent cx="5943600" cy="3123286"/>
-            <wp:effectExtent l="0" t="0" r="0" b="0"/>
-            <wp:docPr id="29" name="Picture 29"/>
-            <wp:cNvGraphicFramePr>
-              <a:graphicFrameLocks xmlns:a="http://schemas.openxmlformats.org/drawingml/2006/main" noChangeAspect="1"/>
-            </wp:cNvGraphicFramePr>
-            <a:graphic xmlns:a="http://schemas.openxmlformats.org/drawingml/2006/main">
-              <a:graphicData uri="http://schemas.openxmlformats.org/drawingml/2006/picture">
-                <pic:pic xmlns:pic="http://schemas.openxmlformats.org/drawingml/2006/picture">
-                  <pic:nvPicPr>
-                    <pic:cNvPr id="0" name="ss34.png"/>
-                    <pic:cNvPicPr/>
-                  </pic:nvPicPr>
-                  <pic:blipFill>
-                    <a:blip r:embed="rId31"/>
-                    <a:stretch>
-                      <a:fillRect/>
-                    </a:stretch>
-                  </pic:blipFill>
-                  <pic:spPr>
-                    <a:xfrm>
-                      <a:off x="0" y="0"/>
-                      <a:ext cx="5943600" cy="3123286"/>
-                    </a:xfrm>
-                    <a:prstGeom prst="rect">
-                      <a:avLst/>
-                    </a:prstGeom>
-                  </pic:spPr>
-                </pic:pic>
-              </a:graphicData>
-            </a:graphic>
-          </wp:inline>
-        </w:drawing>
-      </w:r>
-    </w:p>
-    <w:p>
-      <w:r>
-        <w:t>Figure 30 - Top bar serial-number indicator showing the temporary save state before returning to saved.</w:t>
-      </w:r>
-    </w:p>
-    <w:p>
-      <w:pPr>
-        <w:jc w:val="center"/>
-      </w:pPr>
-      <w:r>
-        <w:rPr>
-          <w:noProof/>
-        </w:rPr>
-        <w:drawing>
-          <wp:inline distT="0" distB="0" distL="0" distR="0" wp14:anchorId="77A29BE7" wp14:editId="3443ED6C">
-            <wp:extent cx="5943600" cy="289688"/>
-            <wp:effectExtent l="0" t="0" r="0" b="0"/>
-            <wp:docPr id="30" name="Picture 30"/>
-            <wp:cNvGraphicFramePr>
-              <a:graphicFrameLocks xmlns:a="http://schemas.openxmlformats.org/drawingml/2006/main" noChangeAspect="1"/>
-            </wp:cNvGraphicFramePr>
-            <a:graphic xmlns:a="http://schemas.openxmlformats.org/drawingml/2006/main">
-              <a:graphicData uri="http://schemas.openxmlformats.org/drawingml/2006/picture">
-                <pic:pic xmlns:pic="http://schemas.openxmlformats.org/drawingml/2006/picture">
-                  <pic:nvPicPr>
-                    <pic:cNvPr id="0" name="ss35.png"/>
-                    <pic:cNvPicPr/>
-                  </pic:nvPicPr>
-                  <pic:blipFill>
-                    <a:blip r:embed="rId32"/>
-                    <a:stretch>
-                      <a:fillRect/>
-                    </a:stretch>
-                  </pic:blipFill>
-                  <pic:spPr>
-                    <a:xfrm>
-                      <a:off x="0" y="0"/>
-                      <a:ext cx="5943600" cy="289688"/>
-                    </a:xfrm>
-                    <a:prstGeom prst="rect">
-                      <a:avLst/>
-                    </a:prstGeom>
-                  </pic:spPr>
-                </pic:pic>
-              </a:graphicData>
-            </a:graphic>
-          </wp:inline>
-        </w:drawing>
-      </w:r>
-    </w:p>
-    <w:p>
-      <w:r>
-        <w:t>Figure 31 - Process for saving or updating a Crimson 3.2 database file.</w:t>
-      </w:r>
-    </w:p>
-    <w:p>
-      <w:pPr>
-        <w:jc w:val="center"/>
-      </w:pPr>
-      <w:r>
-        <w:rPr>
-          <w:noProof/>
-        </w:rPr>
-        <w:lastRenderedPageBreak/>
-        <w:drawing>
-          <wp:inline distT="0" distB="0" distL="0" distR="0" wp14:anchorId="2CF80F7E" wp14:editId="437724A6">
-            <wp:extent cx="5943600" cy="3962400"/>
-            <wp:effectExtent l="0" t="0" r="0" b="0"/>
-            <wp:docPr id="31" name="Picture 31"/>
-            <wp:cNvGraphicFramePr>
-              <a:graphicFrameLocks xmlns:a="http://schemas.openxmlformats.org/drawingml/2006/main" noChangeAspect="1"/>
-            </wp:cNvGraphicFramePr>
-            <a:graphic xmlns:a="http://schemas.openxmlformats.org/drawingml/2006/main">
-              <a:graphicData uri="http://schemas.openxmlformats.org/drawingml/2006/picture">
-                <pic:pic xmlns:pic="http://schemas.openxmlformats.org/drawingml/2006/picture">
-                  <pic:nvPicPr>
-                    <pic:cNvPr id="0" name="ss36.png"/>
-                    <pic:cNvPicPr/>
-                  </pic:nvPicPr>
-                  <pic:blipFill>
-                    <a:blip r:embed="rId33"/>
-                    <a:stretch>
-                      <a:fillRect/>
-                    </a:stretch>
-                  </pic:blipFill>
-                  <pic:spPr>
-                    <a:xfrm>
-                      <a:off x="0" y="0"/>
-                      <a:ext cx="5943600" cy="3962400"/>
-                    </a:xfrm>
-                    <a:prstGeom prst="rect">
-                      <a:avLst/>
-                    </a:prstGeom>
-                  </pic:spPr>
-                </pic:pic>
-              </a:graphicData>
-            </a:graphic>
-          </wp:inline>
-        </w:drawing>
-      </w:r>
-    </w:p>
-    <w:p>
-      <w:pPr>
-        <w:pStyle w:val="Heading2"/>
-      </w:pPr>
-      <w:r>
-        <w:t>Apply and Verify</w:t>
-      </w:r>
-    </w:p>
-    <w:p>
-      <w:r>
-        <w:t>Figure 32 - Device Information page highlighting the Force Reboot button required to apply the new certificate and key.</w:t>
-      </w:r>
-    </w:p>
-    <w:p>
-      <w:pPr>
-        <w:jc w:val="center"/>
-      </w:pPr>
-      <w:r>
-        <w:rPr>
-          <w:noProof/>
-        </w:rPr>
-        <w:drawing>
-          <wp:inline distT="0" distB="0" distL="0" distR="0" wp14:anchorId="4CC5BFE8" wp14:editId="59600BAF">
-            <wp:extent cx="5943600" cy="3280021"/>
-            <wp:effectExtent l="0" t="0" r="0" b="0"/>
-            <wp:docPr id="32" name="Picture 32"/>
-            <wp:cNvGraphicFramePr>
-              <a:graphicFrameLocks xmlns:a="http://schemas.openxmlformats.org/drawingml/2006/main" noChangeAspect="1"/>
-            </wp:cNvGraphicFramePr>
-            <a:graphic xmlns:a="http://schemas.openxmlformats.org/drawingml/2006/main">
-              <a:graphicData uri="http://schemas.openxmlformats.org/drawingml/2006/picture">
-                <pic:pic xmlns:pic="http://schemas.openxmlformats.org/drawingml/2006/picture">
-                  <pic:nvPicPr>
-                    <pic:cNvPr id="0" name="ss37.png"/>
-                    <pic:cNvPicPr/>
-                  </pic:nvPicPr>
-                  <pic:blipFill>
-                    <a:blip r:embed="rId43"/>
-                    <a:stretch>
-                      <a:fillRect/>
-                    </a:stretch>
-                  </pic:blipFill>
-                  <pic:spPr>
-                    <a:xfrm>
-                      <a:off x="0" y="0"/>
-                      <a:ext cx="5943600" cy="3280021"/>
-                    </a:xfrm>
-                    <a:prstGeom prst="rect">
-                      <a:avLst/>
-                    </a:prstGeom>
-                  </pic:spPr>
-                </pic:pic>
-              </a:graphicData>
-            </a:graphic>
-          </wp:inline>
-        </w:drawing>
-      </w:r>
-    </w:p>
-    <w:p>
-      <w:r>
-        <w:t>Figure 33 - Browser address bar after applying the certificate, with the red padlock no longer present.</w:t>
-      </w:r>
-    </w:p>
-    <w:p>
-      <w:pPr>
-        <w:jc w:val="center"/>
-      </w:pPr>
-      <w:r>
-        <w:rPr>
-          <w:noProof/>
-        </w:rPr>
-        <w:lastRenderedPageBreak/>
-        <w:drawing>
-          <wp:inline distT="0" distB="0" distL="0" distR="0" wp14:anchorId="54AD21B3" wp14:editId="10F2A3CD">
-            <wp:extent cx="5943600" cy="1313848"/>
-            <wp:effectExtent l="0" t="0" r="0" b="0"/>
-            <wp:docPr id="33" name="Picture 33"/>
-            <wp:cNvGraphicFramePr>
-              <a:graphicFrameLocks xmlns:a="http://schemas.openxmlformats.org/drawingml/2006/main" noChangeAspect="1"/>
-            </wp:cNvGraphicFramePr>
-            <a:graphic xmlns:a="http://schemas.openxmlformats.org/drawingml/2006/main">
-              <a:graphicData uri="http://schemas.openxmlformats.org/drawingml/2006/picture">
-                <pic:pic xmlns:pic="http://schemas.openxmlformats.org/drawingml/2006/picture">
-                  <pic:nvPicPr>
-                    <pic:cNvPr id="0" name="ss38.png"/>
-                    <pic:cNvPicPr/>
-                  </pic:nvPicPr>
-                  <pic:blipFill>
-                    <a:blip r:embed="rId44"/>
-                    <a:stretch>
-                      <a:fillRect/>
-                    </a:stretch>
-                  </pic:blipFill>
-                  <pic:spPr>
-                    <a:xfrm>
-                      <a:off x="0" y="0"/>
-                      <a:ext cx="5943600" cy="1313848"/>
-                    </a:xfrm>
-                    <a:prstGeom prst="rect">
-                      <a:avLst/>
-                    </a:prstGeom>
-                  </pic:spPr>
-                </pic:pic>
-              </a:graphicData>
-            </a:graphic>
-          </wp:inline>
-        </w:drawing>
-      </w:r>
-    </w:p>
-    <w:p>
-      <w:r>
-        <w:t>Figure 34 - Site identity panel showing a secure connection and a valid certificate.</w:t>
-      </w:r>
-    </w:p>
-    <w:p>
-      <w:pPr>
-        <w:jc w:val="center"/>
-      </w:pPr>
-      <w:r>
-        <w:rPr>
-          <w:noProof/>
-        </w:rPr>
-        <w:drawing>
-          <wp:inline distT="0" distB="0" distL="0" distR="0" wp14:anchorId="4782A5CC" wp14:editId="7A1F5108">
-            <wp:extent cx="5943600" cy="4886150"/>
-            <wp:effectExtent l="0" t="0" r="0" b="0"/>
-            <wp:docPr id="34" name="Picture 34"/>
-            <wp:cNvGraphicFramePr>
-              <a:graphicFrameLocks xmlns:a="http://schemas.openxmlformats.org/drawingml/2006/main" noChangeAspect="1"/>
-            </wp:cNvGraphicFramePr>
-            <a:graphic xmlns:a="http://schemas.openxmlformats.org/drawingml/2006/main">
-              <a:graphicData uri="http://schemas.openxmlformats.org/drawingml/2006/picture">
-                <pic:pic xmlns:pic="http://schemas.openxmlformats.org/drawingml/2006/picture">
-                  <pic:nvPicPr>
-                    <pic:cNvPr id="0" name="ss39.png"/>
-                    <pic:cNvPicPr/>
-                  </pic:nvPicPr>
-                  <pic:blipFill>
-                    <a:blip r:embed="rId45"/>
-                    <a:stretch>
-                      <a:fillRect/>
-                    </a:stretch>
-                  </pic:blipFill>
-                  <pic:spPr>
-                    <a:xfrm>
-                      <a:off x="0" y="0"/>
-                      <a:ext cx="5943600" cy="4886150"/>
-                    </a:xfrm>
-                    <a:prstGeom prst="rect">
-                      <a:avLst/>
-                    </a:prstGeom>
-                  </pic:spPr>
-                </pic:pic>
-              </a:graphicData>
-            </a:graphic>
-          </wp:inline>
-        </w:drawing>
-      </w:r>
-    </w:p>
     <w:sectPr>
-      <w:headerReference w:type="default" r:id="rId46"/>
-      <w:footerReference w:type="default" r:id="rId47"/>
+      <w:headerReference w:type="default" r:id="rId38"/>
+      <w:footerReference w:type="default" r:id="rId39"/>
       <w:pgSz w:w="12240" w:h="15840"/>
       <w:pgMar w:top="720" w:right="720" w:bottom="720" w:left="720" w:header="504" w:footer="504" w:gutter="0"/>
       <w:cols w:space="720"/>
@@ -6554,9 +5974,8 @@
     <w:link w:val="Heading1Char"/>
     <w:uiPriority w:val="9"/>
     <w:qFormat/>
-    <w:rsid w:val="00FC693F"/>
+    <w:rsid w:val="00190600"/>
     <w:pPr>
-      <w:keepNext/>
       <w:keepLines/>
       <w:spacing w:before="320" w:after="160"/>
       <w:outlineLvl w:val="0"/>
@@ -6760,6 +6179,7 @@
   <w:style w:type="character" w:default="1" w:styleId="DefaultParagraphFont">
     <w:name w:val="Default Paragraph Font"/>
     <w:uiPriority w:val="1"/>
+    <w:semiHidden/>
     <w:unhideWhenUsed/>
   </w:style>
   <w:style w:type="table" w:default="1" w:styleId="TableNormal">
@@ -6841,13 +6261,13 @@
     <w:basedOn w:val="DefaultParagraphFont"/>
     <w:link w:val="Heading1"/>
     <w:uiPriority w:val="9"/>
-    <w:rsid w:val="00FC693F"/>
+    <w:rsid w:val="00190600"/>
     <w:rPr>
       <w:rFonts w:asciiTheme="majorHAnsi" w:eastAsiaTheme="majorEastAsia" w:hAnsiTheme="majorHAnsi" w:cstheme="majorBidi"/>
       <w:b/>
       <w:bCs/>
-      <w:color w:val="365F91" w:themeColor="accent1" w:themeShade="BF"/>
-      <w:sz w:val="28"/>
+      <w:color w:val="2E74B5"/>
+      <w:sz w:val="32"/>
       <w:szCs w:val="28"/>
     </w:rPr>
   </w:style>
